--- a/flow/20230914_vu_template/drafts/2024-02-g/14-СР-прп. Авксентія.docx
+++ b/flow/20230914_vu_template/drafts/2024-02-g/14-СР-прп. Авксентія.docx
@@ -3,33 +3,40 @@
 <w:document xmlns:mc="http://schemas.openxmlformats.org/markup-compatibility/2006" xmlns:o="urn:schemas-microsoft-com:office:office" xmlns:r="http://schemas.openxmlformats.org/officeDocument/2006/relationships" xmlns:m="http://schemas.openxmlformats.org/officeDocument/2006/math" xmlns:v="urn:schemas-microsoft-com:vml" xmlns:wp="http://schemas.openxmlformats.org/drawingml/2006/wordprocessingDrawing" xmlns:w10="urn:schemas-microsoft-com:office:word" xmlns:w="http://schemas.openxmlformats.org/wordprocessingml/2006/main" xmlns:wne="http://schemas.microsoft.com/office/word/2006/wordml" xmlns:sl="http://schemas.openxmlformats.org/schemaLibrary/2006/main" xmlns:a="http://schemas.openxmlformats.org/drawingml/2006/main" xmlns:pic="http://schemas.openxmlformats.org/drawingml/2006/picture" xmlns:c="http://schemas.openxmlformats.org/drawingml/2006/chart" xmlns:lc="http://schemas.openxmlformats.org/drawingml/2006/lockedCanvas" xmlns:dgm="http://schemas.openxmlformats.org/drawingml/2006/diagram" xmlns:wps="http://schemas.microsoft.com/office/word/2010/wordprocessingShape" xmlns:wpg="http://schemas.microsoft.com/office/word/2010/wordprocessingGroup" xmlns:w14="http://schemas.microsoft.com/office/word/2010/wordml" xmlns:w15="http://schemas.microsoft.com/office/word/2012/wordml">
   <w:body>
     <w:p>
-      <w:pPr>
-        <w:spacing w:after="120" w:lineRule="auto"/>
-        <w:rPr>
-          <w:rFonts w:ascii="Times New Roman" w:cs="Times New Roman" w:eastAsia="Times New Roman" w:hAnsi="Times New Roman"/>
-          <w:sz w:val="24"/>
-          <w:szCs w:val="24"/>
-        </w:rPr>
-      </w:pPr>
-      <w:r>
-        <w:rPr>
-          <w:rtl w:val="0"/>
-        </w:rPr>
-      </w:r>
-    </w:p>
-    <w:p>
-      <w:pPr>
-        <w:spacing w:after="120" w:lineRule="auto"/>
-        <w:rPr>
-          <w:rFonts w:ascii="Times New Roman" w:cs="Times New Roman" w:eastAsia="Times New Roman" w:hAnsi="Times New Roman"/>
-          <w:sz w:val="24"/>
-          <w:szCs w:val="24"/>
-        </w:rPr>
-      </w:pPr>
-      <w:r>
-        <w:rPr>
-          <w:rtl w:val="0"/>
-        </w:rPr>
+      <w:r>
+        <w:rPr>
+          <w:rFonts w:ascii="Times New Roman" w:hAnsi="Times New Roman"/>
+          <w:sz w:val="24"/>
+        </w:rPr>
+        <w:t>Лютий 14 Середа</w:t>
+      </w:r>
+    </w:p>
+    <w:p>
+      <w:r>
+        <w:rPr>
+          <w:rFonts w:ascii="Times New Roman" w:hAnsi="Times New Roman"/>
+          <w:color w:val="FF4400"/>
+          <w:sz w:val="24"/>
+        </w:rPr>
+        <w:t xml:space="preserve">🕂 Переставлення преподобного отця нашого Константина, філософа, у монахах Кирила, учителя слов’янського </w:t>
+      </w:r>
+    </w:p>
+    <w:p>
+      <w:r>
+        <w:rPr>
+          <w:rFonts w:ascii="Times New Roman" w:hAnsi="Times New Roman"/>
+          <w:sz w:val="24"/>
+        </w:rPr>
+        <w:t xml:space="preserve">Преподобного отця нашого Авксентія </w:t>
+      </w:r>
+    </w:p>
+    <w:p>
+      <w:r>
+        <w:rPr>
+          <w:rFonts w:ascii="Times New Roman" w:hAnsi="Times New Roman"/>
+          <w:sz w:val="24"/>
+        </w:rPr>
+        <w:t>Преподобного Марона, пустинника, чудотворця</w:t>
       </w:r>
     </w:p>
     <w:p>
@@ -63,14 +70,41 @@
       </w:pPr>
       <w:r>
         <w:rPr>
-          <w:rFonts w:ascii="Times New Roman" w:cs="Times New Roman" w:eastAsia="Times New Roman" w:hAnsi="Times New Roman"/>
-          <w:i w:val="1"/>
-          <w:color w:val="ff0000"/>
-          <w:sz w:val="24"/>
-          <w:szCs w:val="24"/>
-          <w:rtl w:val="0"/>
-        </w:rPr>
-        <w:t xml:space="preserve">Священик:</w:t>
+          <w:rFonts w:ascii="Times New Roman" w:hAnsi="Times New Roman"/>
+          <w:i/>
+          <w:color w:val="FF4400"/>
+          <w:sz w:val="24"/>
+        </w:rPr>
+        <w:t>Священик:</w:t>
+      </w:r>
+      <w:r>
+        <w:rPr>
+          <w:rFonts w:ascii="Times New Roman" w:hAnsi="Times New Roman"/>
+          <w:sz w:val="24"/>
+        </w:rPr>
+        <w:t xml:space="preserve"> Благословенний Бог наш завжди, нині і повсякчас, і на віки віків.</w:t>
+      </w:r>
+    </w:p>
+    <w:p>
+      <w:pPr>
+        <w:spacing w:after="120" w:lineRule="auto"/>
+        <w:jc w:val="both"/>
+        <w:rPr>
+          <w:rFonts w:ascii="Times New Roman" w:cs="Times New Roman" w:eastAsia="Times New Roman" w:hAnsi="Times New Roman"/>
+          <w:sz w:val="24"/>
+          <w:szCs w:val="24"/>
+        </w:rPr>
+      </w:pPr>
+      <w:r>
+        <w:rPr>
+          <w:rFonts w:ascii="Times New Roman" w:cs="Times New Roman" w:eastAsia="Times New Roman" w:hAnsi="Times New Roman"/>
+          <w:i w:val="1"/>
+          <w:color w:val="ff0000"/>
+          <w:sz w:val="24"/>
+          <w:szCs w:val="24"/>
+          <w:rtl w:val="0"/>
+        </w:rPr>
+        <w:t xml:space="preserve">Вірні:</w:t>
       </w:r>
       <w:r>
         <w:rPr>
@@ -89,34 +123,130 @@
           <w:szCs w:val="24"/>
           <w:rtl w:val="0"/>
         </w:rPr>
-        <w:t xml:space="preserve">Благословенний Бог наш завжди, нині і повсякчас, і на віки віків.</w:t>
-      </w:r>
-    </w:p>
-    <w:p>
-      <w:pPr>
-        <w:spacing w:after="120" w:lineRule="auto"/>
-        <w:jc w:val="both"/>
-        <w:rPr>
-          <w:rFonts w:ascii="Times New Roman" w:cs="Times New Roman" w:eastAsia="Times New Roman" w:hAnsi="Times New Roman"/>
-          <w:sz w:val="24"/>
-          <w:szCs w:val="24"/>
-        </w:rPr>
-      </w:pPr>
-      <w:r>
-        <w:rPr>
-          <w:rFonts w:ascii="Times New Roman" w:cs="Times New Roman" w:eastAsia="Times New Roman" w:hAnsi="Times New Roman"/>
-          <w:i w:val="1"/>
-          <w:color w:val="ff0000"/>
-          <w:sz w:val="24"/>
-          <w:szCs w:val="24"/>
-          <w:rtl w:val="0"/>
-        </w:rPr>
-        <w:t xml:space="preserve">Вірні:</w:t>
-      </w:r>
-      <w:r>
-        <w:rPr>
-          <w:rFonts w:ascii="Times New Roman" w:cs="Times New Roman" w:eastAsia="Times New Roman" w:hAnsi="Times New Roman"/>
-          <w:color w:val="ff0000"/>
+        <w:t xml:space="preserve">Амінь. Слава тобі, Боже наш, слава тобі.</w:t>
+      </w:r>
+    </w:p>
+    <w:p>
+      <w:pPr>
+        <w:spacing w:after="120" w:lineRule="auto"/>
+        <w:jc w:val="both"/>
+        <w:rPr>
+          <w:rFonts w:ascii="Times New Roman" w:cs="Times New Roman" w:eastAsia="Times New Roman" w:hAnsi="Times New Roman"/>
+          <w:sz w:val="24"/>
+          <w:szCs w:val="24"/>
+        </w:rPr>
+      </w:pPr>
+      <w:r>
+        <w:rPr>
+          <w:rFonts w:ascii="Times New Roman" w:cs="Times New Roman" w:eastAsia="Times New Roman" w:hAnsi="Times New Roman"/>
+          <w:sz w:val="24"/>
+          <w:szCs w:val="24"/>
+          <w:rtl w:val="0"/>
+        </w:rPr>
+        <w:t xml:space="preserve">Царю небесний, утішителю, Душе істини,* що всюди єси і все наповняєш,* скарбе дібр і життя подателю,* прийди і вселися в нас,* і очисти нас від усякої скверни,* і спаси, Благий, душі наші.</w:t>
+      </w:r>
+    </w:p>
+    <w:p>
+      <w:pPr>
+        <w:spacing w:after="120" w:lineRule="auto"/>
+        <w:jc w:val="both"/>
+        <w:rPr>
+          <w:rFonts w:ascii="Times New Roman" w:cs="Times New Roman" w:eastAsia="Times New Roman" w:hAnsi="Times New Roman"/>
+          <w:i w:val="1"/>
+          <w:sz w:val="24"/>
+          <w:szCs w:val="24"/>
+        </w:rPr>
+      </w:pPr>
+      <w:r>
+        <w:rPr>
+          <w:rFonts w:ascii="Times New Roman" w:cs="Times New Roman" w:eastAsia="Times New Roman" w:hAnsi="Times New Roman"/>
+          <w:sz w:val="24"/>
+          <w:szCs w:val="24"/>
+          <w:rtl w:val="0"/>
+        </w:rPr>
+        <w:t xml:space="preserve">Святий Боже, святий Кріпкий, святий Безсмертний, помилуй нас </w:t>
+      </w:r>
+      <w:r>
+        <w:rPr>
+          <w:rFonts w:ascii="Times New Roman" w:cs="Times New Roman" w:eastAsia="Times New Roman" w:hAnsi="Times New Roman"/>
+          <w:i w:val="1"/>
+          <w:color w:val="ff0000"/>
+          <w:sz w:val="24"/>
+          <w:szCs w:val="24"/>
+          <w:rtl w:val="0"/>
+        </w:rPr>
+        <w:t xml:space="preserve">(3 р.)</w:t>
+      </w:r>
+      <w:r>
+        <w:rPr>
+          <w:rtl w:val="0"/>
+        </w:rPr>
+      </w:r>
+    </w:p>
+    <w:p>
+      <w:pPr>
+        <w:spacing w:after="120" w:lineRule="auto"/>
+        <w:jc w:val="both"/>
+        <w:rPr>
+          <w:rFonts w:ascii="Times New Roman" w:cs="Times New Roman" w:eastAsia="Times New Roman" w:hAnsi="Times New Roman"/>
+          <w:sz w:val="24"/>
+          <w:szCs w:val="24"/>
+        </w:rPr>
+      </w:pPr>
+      <w:r>
+        <w:rPr>
+          <w:rFonts w:ascii="Times New Roman" w:cs="Times New Roman" w:eastAsia="Times New Roman" w:hAnsi="Times New Roman"/>
+          <w:sz w:val="24"/>
+          <w:szCs w:val="24"/>
+          <w:rtl w:val="0"/>
+        </w:rPr>
+        <w:t xml:space="preserve">Слава Отцю, і Сину, і Святому Духові,* і нині і повсякчас, і на віки віків. Амінь.</w:t>
+      </w:r>
+    </w:p>
+    <w:p>
+      <w:pPr>
+        <w:spacing w:after="120" w:lineRule="auto"/>
+        <w:jc w:val="both"/>
+        <w:rPr>
+          <w:rFonts w:ascii="Times New Roman" w:cs="Times New Roman" w:eastAsia="Times New Roman" w:hAnsi="Times New Roman"/>
+          <w:sz w:val="24"/>
+          <w:szCs w:val="24"/>
+        </w:rPr>
+      </w:pPr>
+      <w:r>
+        <w:rPr>
+          <w:rFonts w:ascii="Times New Roman" w:cs="Times New Roman" w:eastAsia="Times New Roman" w:hAnsi="Times New Roman"/>
+          <w:sz w:val="24"/>
+          <w:szCs w:val="24"/>
+          <w:rtl w:val="0"/>
+        </w:rPr>
+        <w:t xml:space="preserve">Пресвята Тройце, помилуй нас;* Господи, очисти гріхи наші;* Владико, прости беззаконня наші;* Святий, завітай і зціли немочі наші імени твого ради.</w:t>
+      </w:r>
+    </w:p>
+    <w:p>
+      <w:pPr>
+        <w:spacing w:after="120" w:lineRule="auto"/>
+        <w:jc w:val="both"/>
+        <w:rPr>
+          <w:rFonts w:ascii="Times New Roman" w:cs="Times New Roman" w:eastAsia="Times New Roman" w:hAnsi="Times New Roman"/>
+          <w:i w:val="1"/>
+          <w:sz w:val="24"/>
+          <w:szCs w:val="24"/>
+        </w:rPr>
+      </w:pPr>
+      <w:r>
+        <w:rPr>
+          <w:rFonts w:ascii="Times New Roman" w:cs="Times New Roman" w:eastAsia="Times New Roman" w:hAnsi="Times New Roman"/>
+          <w:sz w:val="24"/>
+          <w:szCs w:val="24"/>
+          <w:rtl w:val="0"/>
+        </w:rPr>
+        <w:t xml:space="preserve">Господи, помилуй</w:t>
+      </w:r>
+      <w:r>
+        <w:rPr>
+          <w:rFonts w:ascii="Times New Roman" w:cs="Times New Roman" w:eastAsia="Times New Roman" w:hAnsi="Times New Roman"/>
+          <w:i w:val="1"/>
           <w:sz w:val="24"/>
           <w:szCs w:val="24"/>
           <w:rtl w:val="0"/>
@@ -126,56 +256,6 @@
       <w:r>
         <w:rPr>
           <w:rFonts w:ascii="Times New Roman" w:cs="Times New Roman" w:eastAsia="Times New Roman" w:hAnsi="Times New Roman"/>
-          <w:sz w:val="24"/>
-          <w:szCs w:val="24"/>
-          <w:rtl w:val="0"/>
-        </w:rPr>
-        <w:t xml:space="preserve">Амінь. Слава тобі, Боже наш, слава тобі.</w:t>
-      </w:r>
-    </w:p>
-    <w:p>
-      <w:pPr>
-        <w:spacing w:after="120" w:lineRule="auto"/>
-        <w:jc w:val="both"/>
-        <w:rPr>
-          <w:rFonts w:ascii="Times New Roman" w:cs="Times New Roman" w:eastAsia="Times New Roman" w:hAnsi="Times New Roman"/>
-          <w:sz w:val="24"/>
-          <w:szCs w:val="24"/>
-        </w:rPr>
-      </w:pPr>
-      <w:r>
-        <w:rPr>
-          <w:rFonts w:ascii="Times New Roman" w:cs="Times New Roman" w:eastAsia="Times New Roman" w:hAnsi="Times New Roman"/>
-          <w:sz w:val="24"/>
-          <w:szCs w:val="24"/>
-          <w:rtl w:val="0"/>
-        </w:rPr>
-        <w:t xml:space="preserve">Царю небесний, утішителю, Душе істини,* що всюди єси і все наповняєш,* скарбе дібр і життя подателю,* прийди і вселися в нас,* і очисти нас від усякої скверни,* і спаси, Благий, душі наші.</w:t>
-      </w:r>
-    </w:p>
-    <w:p>
-      <w:pPr>
-        <w:spacing w:after="120" w:lineRule="auto"/>
-        <w:jc w:val="both"/>
-        <w:rPr>
-          <w:rFonts w:ascii="Times New Roman" w:cs="Times New Roman" w:eastAsia="Times New Roman" w:hAnsi="Times New Roman"/>
-          <w:i w:val="1"/>
-          <w:sz w:val="24"/>
-          <w:szCs w:val="24"/>
-        </w:rPr>
-      </w:pPr>
-      <w:r>
-        <w:rPr>
-          <w:rFonts w:ascii="Times New Roman" w:cs="Times New Roman" w:eastAsia="Times New Roman" w:hAnsi="Times New Roman"/>
-          <w:sz w:val="24"/>
-          <w:szCs w:val="24"/>
-          <w:rtl w:val="0"/>
-        </w:rPr>
-        <w:t xml:space="preserve">Святий Боже, святий Кріпкий, святий Безсмертний, помилуй нас </w:t>
-      </w:r>
-      <w:r>
-        <w:rPr>
-          <w:rFonts w:ascii="Times New Roman" w:cs="Times New Roman" w:eastAsia="Times New Roman" w:hAnsi="Times New Roman"/>
           <w:i w:val="1"/>
           <w:color w:val="ff0000"/>
           <w:sz w:val="24"/>
@@ -207,53 +287,12 @@
           <w:szCs w:val="24"/>
           <w:rtl w:val="0"/>
         </w:rPr>
-        <w:t xml:space="preserve">Слава Отцю, і Сину, і Святому Духові,* і нині і повсякчас, і на віки віків. Амінь.</w:t>
-      </w:r>
-    </w:p>
-    <w:p>
-      <w:pPr>
-        <w:spacing w:after="120" w:lineRule="auto"/>
-        <w:jc w:val="both"/>
-        <w:rPr>
-          <w:rFonts w:ascii="Times New Roman" w:cs="Times New Roman" w:eastAsia="Times New Roman" w:hAnsi="Times New Roman"/>
-          <w:sz w:val="24"/>
-          <w:szCs w:val="24"/>
-        </w:rPr>
-      </w:pPr>
-      <w:r>
-        <w:rPr>
-          <w:rFonts w:ascii="Times New Roman" w:cs="Times New Roman" w:eastAsia="Times New Roman" w:hAnsi="Times New Roman"/>
-          <w:sz w:val="24"/>
-          <w:szCs w:val="24"/>
-          <w:rtl w:val="0"/>
-        </w:rPr>
-        <w:t xml:space="preserve">Пресвята Тройце, помилуй нас;* Господи, очисти гріхи наші;* Владико, прости беззаконня наші;* Святий, завітай і зціли немочі наші імени твого ради.</w:t>
-      </w:r>
-    </w:p>
-    <w:p>
-      <w:pPr>
-        <w:spacing w:after="120" w:lineRule="auto"/>
-        <w:jc w:val="both"/>
-        <w:rPr>
-          <w:rFonts w:ascii="Times New Roman" w:cs="Times New Roman" w:eastAsia="Times New Roman" w:hAnsi="Times New Roman"/>
-          <w:i w:val="1"/>
-          <w:sz w:val="24"/>
-          <w:szCs w:val="24"/>
-        </w:rPr>
-      </w:pPr>
-      <w:r>
-        <w:rPr>
-          <w:rFonts w:ascii="Times New Roman" w:cs="Times New Roman" w:eastAsia="Times New Roman" w:hAnsi="Times New Roman"/>
-          <w:sz w:val="24"/>
-          <w:szCs w:val="24"/>
-          <w:rtl w:val="0"/>
-        </w:rPr>
-        <w:t xml:space="preserve">Господи, помилуй</w:t>
-      </w:r>
-      <w:r>
-        <w:rPr>
-          <w:rFonts w:ascii="Times New Roman" w:cs="Times New Roman" w:eastAsia="Times New Roman" w:hAnsi="Times New Roman"/>
-          <w:i w:val="1"/>
+        <w:t xml:space="preserve">Слава Отцю, і Сину, і Святому Духові.* І</w:t>
+      </w:r>
+      <w:r>
+        <w:rPr>
+          <w:rFonts w:ascii="Times New Roman" w:cs="Times New Roman" w:eastAsia="Times New Roman" w:hAnsi="Times New Roman"/>
+          <w:b w:val="1"/>
           <w:sz w:val="24"/>
           <w:szCs w:val="24"/>
           <w:rtl w:val="0"/>
@@ -263,52 +302,6 @@
       <w:r>
         <w:rPr>
           <w:rFonts w:ascii="Times New Roman" w:cs="Times New Roman" w:eastAsia="Times New Roman" w:hAnsi="Times New Roman"/>
-          <w:i w:val="1"/>
-          <w:color w:val="ff0000"/>
-          <w:sz w:val="24"/>
-          <w:szCs w:val="24"/>
-          <w:rtl w:val="0"/>
-        </w:rPr>
-        <w:t xml:space="preserve">(3 р.)</w:t>
-      </w:r>
-      <w:r>
-        <w:rPr>
-          <w:rtl w:val="0"/>
-        </w:rPr>
-      </w:r>
-    </w:p>
-    <w:p>
-      <w:pPr>
-        <w:spacing w:after="120" w:lineRule="auto"/>
-        <w:jc w:val="both"/>
-        <w:rPr>
-          <w:rFonts w:ascii="Times New Roman" w:cs="Times New Roman" w:eastAsia="Times New Roman" w:hAnsi="Times New Roman"/>
-          <w:sz w:val="24"/>
-          <w:szCs w:val="24"/>
-        </w:rPr>
-      </w:pPr>
-      <w:r>
-        <w:rPr>
-          <w:rFonts w:ascii="Times New Roman" w:cs="Times New Roman" w:eastAsia="Times New Roman" w:hAnsi="Times New Roman"/>
-          <w:sz w:val="24"/>
-          <w:szCs w:val="24"/>
-          <w:rtl w:val="0"/>
-        </w:rPr>
-        <w:t xml:space="preserve">Слава Отцю, і Сину, і Святому Духові.* І</w:t>
-      </w:r>
-      <w:r>
-        <w:rPr>
-          <w:rFonts w:ascii="Times New Roman" w:cs="Times New Roman" w:eastAsia="Times New Roman" w:hAnsi="Times New Roman"/>
-          <w:b w:val="1"/>
-          <w:sz w:val="24"/>
-          <w:szCs w:val="24"/>
-          <w:rtl w:val="0"/>
-        </w:rPr>
-        <w:t xml:space="preserve"> </w:t>
-      </w:r>
-      <w:r>
-        <w:rPr>
-          <w:rFonts w:ascii="Times New Roman" w:cs="Times New Roman" w:eastAsia="Times New Roman" w:hAnsi="Times New Roman"/>
           <w:sz w:val="24"/>
           <w:szCs w:val="24"/>
           <w:rtl w:val="0"/>
@@ -348,21 +341,17 @@
       </w:pPr>
       <w:r>
         <w:rPr>
-          <w:rFonts w:ascii="Times New Roman" w:cs="Times New Roman" w:eastAsia="Times New Roman" w:hAnsi="Times New Roman"/>
-          <w:i w:val="1"/>
-          <w:color w:val="ff0000"/>
-          <w:sz w:val="24"/>
-          <w:szCs w:val="24"/>
-          <w:rtl w:val="0"/>
-        </w:rPr>
-        <w:t xml:space="preserve">Священик:</w:t>
-      </w:r>
-      <w:r>
-        <w:rPr>
-          <w:rFonts w:ascii="Times New Roman" w:cs="Times New Roman" w:eastAsia="Times New Roman" w:hAnsi="Times New Roman"/>
-          <w:sz w:val="24"/>
-          <w:szCs w:val="24"/>
-          <w:rtl w:val="0"/>
+          <w:rFonts w:ascii="Times New Roman" w:hAnsi="Times New Roman"/>
+          <w:i/>
+          <w:color w:val="FF4400"/>
+          <w:sz w:val="24"/>
+        </w:rPr>
+        <w:t>Священик:</w:t>
+      </w:r>
+      <w:r>
+        <w:rPr>
+          <w:rFonts w:ascii="Times New Roman" w:hAnsi="Times New Roman"/>
+          <w:sz w:val="24"/>
         </w:rPr>
         <w:t xml:space="preserve"> Бо твоє є царство, і сила, і слава, Отця, і Сина, і Святого Духа, нині і повсякчас, і на віки віків.</w:t>
       </w:r>
@@ -2478,21 +2467,17 @@
       </w:pPr>
       <w:r>
         <w:rPr>
-          <w:rFonts w:ascii="Times New Roman" w:cs="Times New Roman" w:eastAsia="Times New Roman" w:hAnsi="Times New Roman"/>
-          <w:i w:val="1"/>
-          <w:color w:val="ff0000"/>
-          <w:sz w:val="24"/>
-          <w:szCs w:val="24"/>
-          <w:rtl w:val="0"/>
-        </w:rPr>
-        <w:t xml:space="preserve">Священик:</w:t>
-      </w:r>
-      <w:r>
-        <w:rPr>
-          <w:rFonts w:ascii="Times New Roman" w:cs="Times New Roman" w:eastAsia="Times New Roman" w:hAnsi="Times New Roman"/>
-          <w:sz w:val="24"/>
-          <w:szCs w:val="24"/>
-          <w:rtl w:val="0"/>
+          <w:rFonts w:ascii="Times New Roman" w:hAnsi="Times New Roman"/>
+          <w:i/>
+          <w:color w:val="FF4400"/>
+          <w:sz w:val="24"/>
+        </w:rPr>
+        <w:t>Священик:</w:t>
+      </w:r>
+      <w:r>
+        <w:rPr>
+          <w:rFonts w:ascii="Times New Roman" w:hAnsi="Times New Roman"/>
+          <w:sz w:val="24"/>
         </w:rPr>
         <w:t xml:space="preserve"> Бо тобі належить усяка слава, честь і поклоніння, Отцю, і Сину, і Святому Духові, нині і повсякчас, і на віки віків.</w:t>
       </w:r>
@@ -3816,33 +3801,19 @@
       </w:pPr>
       <w:r>
         <w:rPr>
-          <w:rFonts w:ascii="Times New Roman" w:cs="Times New Roman" w:eastAsia="Times New Roman" w:hAnsi="Times New Roman"/>
-          <w:i w:val="1"/>
-          <w:color w:val="ff0000"/>
-          <w:sz w:val="24"/>
-          <w:szCs w:val="24"/>
-          <w:rtl w:val="0"/>
-        </w:rPr>
-        <w:t xml:space="preserve">Священик:</w:t>
-      </w:r>
-      <w:r>
-        <w:rPr>
-          <w:rFonts w:ascii="Times New Roman" w:cs="Times New Roman" w:eastAsia="Times New Roman" w:hAnsi="Times New Roman"/>
-          <w:color w:val="ff0000"/>
-          <w:sz w:val="24"/>
-          <w:szCs w:val="24"/>
-          <w:rtl w:val="0"/>
-        </w:rPr>
-        <w:t xml:space="preserve"> </w:t>
-      </w:r>
-      <w:r>
-        <w:rPr>
-          <w:rFonts w:ascii="Times New Roman" w:cs="Times New Roman" w:eastAsia="Times New Roman" w:hAnsi="Times New Roman"/>
-          <w:sz w:val="24"/>
-          <w:szCs w:val="24"/>
-          <w:rtl w:val="0"/>
-        </w:rPr>
-        <w:t xml:space="preserve">Мир всім.</w:t>
+          <w:rFonts w:ascii="Times New Roman" w:hAnsi="Times New Roman"/>
+          <w:i/>
+          <w:color w:val="FF4400"/>
+          <w:sz w:val="24"/>
+        </w:rPr>
+        <w:t>Священик:</w:t>
+      </w:r>
+      <w:r>
+        <w:rPr>
+          <w:rFonts w:ascii="Times New Roman" w:hAnsi="Times New Roman"/>
+          <w:sz w:val="24"/>
+        </w:rPr>
+        <w:t xml:space="preserve"> Мир всім.</w:t>
       </w:r>
     </w:p>
     <w:p>
@@ -4863,14 +4834,41 @@
       </w:pPr>
       <w:r>
         <w:rPr>
-          <w:rFonts w:ascii="Times New Roman" w:cs="Times New Roman" w:eastAsia="Times New Roman" w:hAnsi="Times New Roman"/>
-          <w:i w:val="1"/>
-          <w:color w:val="ff0000"/>
-          <w:sz w:val="24"/>
-          <w:szCs w:val="24"/>
-          <w:rtl w:val="0"/>
-        </w:rPr>
-        <w:t xml:space="preserve">Священик:</w:t>
+          <w:rFonts w:ascii="Times New Roman" w:hAnsi="Times New Roman"/>
+          <w:i/>
+          <w:color w:val="FF4400"/>
+          <w:sz w:val="24"/>
+        </w:rPr>
+        <w:t>Священик:</w:t>
+      </w:r>
+      <w:r>
+        <w:rPr>
+          <w:rFonts w:ascii="Times New Roman" w:hAnsi="Times New Roman"/>
+          <w:sz w:val="24"/>
+        </w:rPr>
+        <w:t xml:space="preserve"> Бо ти Бог милости, ласк і чоловіколюбности, і тобі славу віддаємо: Отцю, і Сину, і Святому Духові, нині і повсякчас, і на віки віків.</w:t>
+      </w:r>
+    </w:p>
+    <w:p>
+      <w:pPr>
+        <w:spacing w:after="120" w:lineRule="auto"/>
+        <w:jc w:val="both"/>
+        <w:rPr>
+          <w:rFonts w:ascii="Times New Roman" w:cs="Times New Roman" w:eastAsia="Times New Roman" w:hAnsi="Times New Roman"/>
+          <w:sz w:val="24"/>
+          <w:szCs w:val="24"/>
+        </w:rPr>
+      </w:pPr>
+      <w:r>
+        <w:rPr>
+          <w:rFonts w:ascii="Times New Roman" w:cs="Times New Roman" w:eastAsia="Times New Roman" w:hAnsi="Times New Roman"/>
+          <w:i w:val="1"/>
+          <w:color w:val="ff0000"/>
+          <w:sz w:val="24"/>
+          <w:szCs w:val="24"/>
+          <w:rtl w:val="0"/>
+        </w:rPr>
+        <w:t xml:space="preserve">Вірні:</w:t>
       </w:r>
       <w:r>
         <w:rPr>
@@ -4889,7 +4887,34 @@
           <w:szCs w:val="24"/>
           <w:rtl w:val="0"/>
         </w:rPr>
-        <w:t xml:space="preserve">Бо ти Бог милости, ласк і чоловіколюбности, і тобі славу віддаємо: Отцю, і Сину, і Святому Духові, нині і повсякчас, і на віки віків.</w:t>
+        <w:t xml:space="preserve">Амінь.</w:t>
+      </w:r>
+    </w:p>
+    <w:p>
+      <w:pPr>
+        <w:spacing w:after="120" w:lineRule="auto"/>
+        <w:jc w:val="both"/>
+        <w:rPr>
+          <w:rFonts w:ascii="Times New Roman" w:cs="Times New Roman" w:eastAsia="Times New Roman" w:hAnsi="Times New Roman"/>
+          <w:sz w:val="24"/>
+          <w:szCs w:val="24"/>
+        </w:rPr>
+      </w:pPr>
+      <w:r>
+        <w:rPr>
+          <w:rFonts w:ascii="Times New Roman" w:hAnsi="Times New Roman"/>
+          <w:i/>
+          <w:color w:val="FF4400"/>
+          <w:sz w:val="24"/>
+        </w:rPr>
+        <w:t>Священик:</w:t>
+      </w:r>
+      <w:r>
+        <w:rPr>
+          <w:rFonts w:ascii="Times New Roman" w:hAnsi="Times New Roman"/>
+          <w:sz w:val="24"/>
+        </w:rPr>
+        <w:t xml:space="preserve"> Мир всім.</w:t>
       </w:r>
     </w:p>
     <w:p>
@@ -4930,29 +4955,49 @@
           <w:szCs w:val="24"/>
           <w:rtl w:val="0"/>
         </w:rPr>
-        <w:t xml:space="preserve">Амінь.</w:t>
-      </w:r>
-    </w:p>
-    <w:p>
-      <w:pPr>
-        <w:spacing w:after="120" w:lineRule="auto"/>
-        <w:jc w:val="both"/>
-        <w:rPr>
-          <w:rFonts w:ascii="Times New Roman" w:cs="Times New Roman" w:eastAsia="Times New Roman" w:hAnsi="Times New Roman"/>
-          <w:sz w:val="24"/>
-          <w:szCs w:val="24"/>
-        </w:rPr>
-      </w:pPr>
-      <w:r>
-        <w:rPr>
-          <w:rFonts w:ascii="Times New Roman" w:cs="Times New Roman" w:eastAsia="Times New Roman" w:hAnsi="Times New Roman"/>
-          <w:i w:val="1"/>
-          <w:color w:val="ff0000"/>
-          <w:sz w:val="24"/>
-          <w:szCs w:val="24"/>
-          <w:rtl w:val="0"/>
-        </w:rPr>
-        <w:t xml:space="preserve">Священик:</w:t>
+        <w:t xml:space="preserve">І духові твоєму.</w:t>
+      </w:r>
+    </w:p>
+    <w:p>
+      <w:pPr>
+        <w:spacing w:after="120" w:lineRule="auto"/>
+        <w:jc w:val="both"/>
+        <w:rPr>
+          <w:rFonts w:ascii="Times New Roman" w:cs="Times New Roman" w:eastAsia="Times New Roman" w:hAnsi="Times New Roman"/>
+          <w:sz w:val="24"/>
+          <w:szCs w:val="24"/>
+        </w:rPr>
+      </w:pPr>
+      <w:r>
+        <w:rPr>
+          <w:rFonts w:ascii="Times New Roman" w:cs="Times New Roman" w:eastAsia="Times New Roman" w:hAnsi="Times New Roman"/>
+          <w:sz w:val="24"/>
+          <w:szCs w:val="24"/>
+          <w:rtl w:val="0"/>
+        </w:rPr>
+        <w:t xml:space="preserve">Голови ваші перед Господом схиліть.</w:t>
+      </w:r>
+    </w:p>
+    <w:p>
+      <w:pPr>
+        <w:spacing w:after="120" w:lineRule="auto"/>
+        <w:jc w:val="both"/>
+        <w:rPr>
+          <w:rFonts w:ascii="Times New Roman" w:cs="Times New Roman" w:eastAsia="Times New Roman" w:hAnsi="Times New Roman"/>
+          <w:sz w:val="24"/>
+          <w:szCs w:val="24"/>
+        </w:rPr>
+      </w:pPr>
+      <w:r>
+        <w:rPr>
+          <w:rFonts w:ascii="Times New Roman" w:cs="Times New Roman" w:eastAsia="Times New Roman" w:hAnsi="Times New Roman"/>
+          <w:i w:val="1"/>
+          <w:color w:val="ff0000"/>
+          <w:sz w:val="24"/>
+          <w:szCs w:val="24"/>
+          <w:rtl w:val="0"/>
+        </w:rPr>
+        <w:t xml:space="preserve">Вірні:</w:t>
       </w:r>
       <w:r>
         <w:rPr>
@@ -4971,108 +5016,6 @@
           <w:szCs w:val="24"/>
           <w:rtl w:val="0"/>
         </w:rPr>
-        <w:t xml:space="preserve">Мир всім.</w:t>
-      </w:r>
-    </w:p>
-    <w:p>
-      <w:pPr>
-        <w:spacing w:after="120" w:lineRule="auto"/>
-        <w:jc w:val="both"/>
-        <w:rPr>
-          <w:rFonts w:ascii="Times New Roman" w:cs="Times New Roman" w:eastAsia="Times New Roman" w:hAnsi="Times New Roman"/>
-          <w:sz w:val="24"/>
-          <w:szCs w:val="24"/>
-        </w:rPr>
-      </w:pPr>
-      <w:r>
-        <w:rPr>
-          <w:rFonts w:ascii="Times New Roman" w:cs="Times New Roman" w:eastAsia="Times New Roman" w:hAnsi="Times New Roman"/>
-          <w:i w:val="1"/>
-          <w:color w:val="ff0000"/>
-          <w:sz w:val="24"/>
-          <w:szCs w:val="24"/>
-          <w:rtl w:val="0"/>
-        </w:rPr>
-        <w:t xml:space="preserve">Вірні:</w:t>
-      </w:r>
-      <w:r>
-        <w:rPr>
-          <w:rFonts w:ascii="Times New Roman" w:cs="Times New Roman" w:eastAsia="Times New Roman" w:hAnsi="Times New Roman"/>
-          <w:color w:val="ff0000"/>
-          <w:sz w:val="24"/>
-          <w:szCs w:val="24"/>
-          <w:rtl w:val="0"/>
-        </w:rPr>
-        <w:t xml:space="preserve"> </w:t>
-      </w:r>
-      <w:r>
-        <w:rPr>
-          <w:rFonts w:ascii="Times New Roman" w:cs="Times New Roman" w:eastAsia="Times New Roman" w:hAnsi="Times New Roman"/>
-          <w:sz w:val="24"/>
-          <w:szCs w:val="24"/>
-          <w:rtl w:val="0"/>
-        </w:rPr>
-        <w:t xml:space="preserve">І духові твоєму.</w:t>
-      </w:r>
-    </w:p>
-    <w:p>
-      <w:pPr>
-        <w:spacing w:after="120" w:lineRule="auto"/>
-        <w:jc w:val="both"/>
-        <w:rPr>
-          <w:rFonts w:ascii="Times New Roman" w:cs="Times New Roman" w:eastAsia="Times New Roman" w:hAnsi="Times New Roman"/>
-          <w:sz w:val="24"/>
-          <w:szCs w:val="24"/>
-        </w:rPr>
-      </w:pPr>
-      <w:r>
-        <w:rPr>
-          <w:rFonts w:ascii="Times New Roman" w:cs="Times New Roman" w:eastAsia="Times New Roman" w:hAnsi="Times New Roman"/>
-          <w:sz w:val="24"/>
-          <w:szCs w:val="24"/>
-          <w:rtl w:val="0"/>
-        </w:rPr>
-        <w:t xml:space="preserve">Голови ваші перед Господом схиліть.</w:t>
-      </w:r>
-    </w:p>
-    <w:p>
-      <w:pPr>
-        <w:spacing w:after="120" w:lineRule="auto"/>
-        <w:jc w:val="both"/>
-        <w:rPr>
-          <w:rFonts w:ascii="Times New Roman" w:cs="Times New Roman" w:eastAsia="Times New Roman" w:hAnsi="Times New Roman"/>
-          <w:sz w:val="24"/>
-          <w:szCs w:val="24"/>
-        </w:rPr>
-      </w:pPr>
-      <w:r>
-        <w:rPr>
-          <w:rFonts w:ascii="Times New Roman" w:cs="Times New Roman" w:eastAsia="Times New Roman" w:hAnsi="Times New Roman"/>
-          <w:i w:val="1"/>
-          <w:color w:val="ff0000"/>
-          <w:sz w:val="24"/>
-          <w:szCs w:val="24"/>
-          <w:rtl w:val="0"/>
-        </w:rPr>
-        <w:t xml:space="preserve">Вірні:</w:t>
-      </w:r>
-      <w:r>
-        <w:rPr>
-          <w:rFonts w:ascii="Times New Roman" w:cs="Times New Roman" w:eastAsia="Times New Roman" w:hAnsi="Times New Roman"/>
-          <w:color w:val="ff0000"/>
-          <w:sz w:val="24"/>
-          <w:szCs w:val="24"/>
-          <w:rtl w:val="0"/>
-        </w:rPr>
-        <w:t xml:space="preserve"> </w:t>
-      </w:r>
-      <w:r>
-        <w:rPr>
-          <w:rFonts w:ascii="Times New Roman" w:cs="Times New Roman" w:eastAsia="Times New Roman" w:hAnsi="Times New Roman"/>
-          <w:sz w:val="24"/>
-          <w:szCs w:val="24"/>
-          <w:rtl w:val="0"/>
-        </w:rPr>
         <w:t xml:space="preserve">Тобі, Господи.</w:t>
       </w:r>
     </w:p>
@@ -5119,33 +5062,19 @@
       </w:pPr>
       <w:r>
         <w:rPr>
-          <w:rFonts w:ascii="Times New Roman" w:cs="Times New Roman" w:eastAsia="Times New Roman" w:hAnsi="Times New Roman"/>
-          <w:i w:val="1"/>
-          <w:color w:val="ff0000"/>
-          <w:sz w:val="24"/>
-          <w:szCs w:val="24"/>
-          <w:rtl w:val="0"/>
-        </w:rPr>
-        <w:t xml:space="preserve">Священик:</w:t>
-      </w:r>
-      <w:r>
-        <w:rPr>
-          <w:rFonts w:ascii="Times New Roman" w:cs="Times New Roman" w:eastAsia="Times New Roman" w:hAnsi="Times New Roman"/>
-          <w:color w:val="ff0000"/>
-          <w:sz w:val="24"/>
-          <w:szCs w:val="24"/>
-          <w:rtl w:val="0"/>
-        </w:rPr>
-        <w:t xml:space="preserve"> </w:t>
-      </w:r>
-      <w:r>
-        <w:rPr>
-          <w:rFonts w:ascii="Times New Roman" w:cs="Times New Roman" w:eastAsia="Times New Roman" w:hAnsi="Times New Roman"/>
-          <w:sz w:val="24"/>
-          <w:szCs w:val="24"/>
-          <w:rtl w:val="0"/>
-        </w:rPr>
-        <w:t xml:space="preserve">Нехай буде влада царства твого благословенна і дуже прославлена: Отця, і Сина, і Святого Духа, нині і повсякчас, і на віки віків.</w:t>
+          <w:rFonts w:ascii="Times New Roman" w:hAnsi="Times New Roman"/>
+          <w:i/>
+          <w:color w:val="FF4400"/>
+          <w:sz w:val="24"/>
+        </w:rPr>
+        <w:t>Священик:</w:t>
+      </w:r>
+      <w:r>
+        <w:rPr>
+          <w:rFonts w:ascii="Times New Roman" w:hAnsi="Times New Roman"/>
+          <w:sz w:val="24"/>
+        </w:rPr>
+        <w:t xml:space="preserve"> Нехай буде влада царства твого благословенна і дуже прославлена: Отця, і Сина, і Святого Духа, нині і повсякчас, і на віки віків.</w:t>
       </w:r>
     </w:p>
     <w:p>
@@ -5734,21 +5663,17 @@
       </w:pPr>
       <w:r>
         <w:rPr>
-          <w:rFonts w:ascii="Times New Roman" w:cs="Times New Roman" w:eastAsia="Times New Roman" w:hAnsi="Times New Roman"/>
-          <w:i w:val="1"/>
-          <w:color w:val="ff0000"/>
-          <w:sz w:val="24"/>
-          <w:szCs w:val="24"/>
-          <w:rtl w:val="0"/>
-        </w:rPr>
-        <w:t xml:space="preserve">Священик:</w:t>
-      </w:r>
-      <w:r>
-        <w:rPr>
-          <w:rFonts w:ascii="Times New Roman" w:cs="Times New Roman" w:eastAsia="Times New Roman" w:hAnsi="Times New Roman"/>
-          <w:sz w:val="24"/>
-          <w:szCs w:val="24"/>
-          <w:rtl w:val="0"/>
+          <w:rFonts w:ascii="Times New Roman" w:hAnsi="Times New Roman"/>
+          <w:i/>
+          <w:color w:val="FF4400"/>
+          <w:sz w:val="24"/>
+        </w:rPr>
+        <w:t>Священик:</w:t>
+      </w:r>
+      <w:r>
+        <w:rPr>
+          <w:rFonts w:ascii="Times New Roman" w:hAnsi="Times New Roman"/>
+          <w:sz w:val="24"/>
         </w:rPr>
         <w:t xml:space="preserve"> Бо твоє є царство, і сила, і слава, Отця, і Сина, і Святого Духа, нині і повсякчас, і на віки віків.</w:t>
       </w:r>
@@ -5835,92 +5760,78 @@
     </w:p>
     <w:p>
       <w:pPr>
-        <w:spacing w:after="120" w:lineRule="auto"/>
-        <w:jc w:val="both"/>
-        <w:rPr>
-          <w:rFonts w:ascii="Times New Roman" w:cs="Times New Roman" w:eastAsia="Times New Roman" w:hAnsi="Times New Roman"/>
-          <w:sz w:val="24"/>
-          <w:szCs w:val="24"/>
-        </w:rPr>
-      </w:pPr>
-      <w:r>
-        <w:rPr>
-          <w:rtl w:val="0"/>
-        </w:rPr>
-      </w:r>
-    </w:p>
-    <w:p>
-      <w:pPr>
-        <w:spacing w:after="120" w:lineRule="auto"/>
-        <w:jc w:val="both"/>
-        <w:rPr>
-          <w:rFonts w:ascii="Times New Roman" w:cs="Times New Roman" w:eastAsia="Times New Roman" w:hAnsi="Times New Roman"/>
-          <w:sz w:val="24"/>
-          <w:szCs w:val="24"/>
-        </w:rPr>
-      </w:pPr>
-      <w:r>
-        <w:rPr>
-          <w:rFonts w:ascii="Times New Roman" w:cs="Times New Roman" w:eastAsia="Times New Roman" w:hAnsi="Times New Roman"/>
-          <w:i w:val="1"/>
-          <w:color w:val="ff0000"/>
-          <w:sz w:val="24"/>
-          <w:szCs w:val="24"/>
-          <w:rtl w:val="0"/>
-        </w:rPr>
-        <w:t xml:space="preserve">тропар</w:t>
-      </w:r>
-      <w:r>
-        <w:rPr>
-          <w:rtl w:val="0"/>
-        </w:rPr>
-      </w:r>
-    </w:p>
-    <w:p>
-      <w:pPr>
-        <w:spacing w:after="120" w:lineRule="auto"/>
-        <w:jc w:val="both"/>
-        <w:rPr>
-          <w:rFonts w:ascii="Times New Roman" w:cs="Times New Roman" w:eastAsia="Times New Roman" w:hAnsi="Times New Roman"/>
-          <w:sz w:val="24"/>
-          <w:szCs w:val="24"/>
-        </w:rPr>
-      </w:pPr>
-      <w:r>
-        <w:rPr>
-          <w:rFonts w:ascii="Times New Roman" w:cs="Times New Roman" w:eastAsia="Times New Roman" w:hAnsi="Times New Roman"/>
-          <w:b w:val="1"/>
-          <w:sz w:val="24"/>
-          <w:szCs w:val="24"/>
-          <w:rtl w:val="0"/>
-        </w:rPr>
-        <w:t xml:space="preserve">Слава: і нині:</w:t>
-      </w:r>
-      <w:r>
-        <w:rPr>
-          <w:rFonts w:ascii="Times New Roman" w:cs="Times New Roman" w:eastAsia="Times New Roman" w:hAnsi="Times New Roman"/>
-          <w:sz w:val="24"/>
-          <w:szCs w:val="24"/>
-          <w:rtl w:val="0"/>
-        </w:rPr>
-        <w:t xml:space="preserve"> </w:t>
-      </w:r>
-    </w:p>
-    <w:p>
-      <w:pPr>
-        <w:spacing w:after="120" w:lineRule="auto"/>
-        <w:jc w:val="both"/>
-        <w:rPr>
-          <w:rFonts w:ascii="Times New Roman" w:cs="Times New Roman" w:eastAsia="Times New Roman" w:hAnsi="Times New Roman"/>
-          <w:sz w:val="24"/>
-          <w:szCs w:val="24"/>
-        </w:rPr>
-      </w:pPr>
-      <w:r>
-        <w:rPr>
-          <w:rtl w:val="0"/>
-        </w:rPr>
-      </w:r>
+        <w:pStyle w:val="Normal"/>
+      </w:pPr>
+      <w:r>
+        <w:rPr>
+          <w:rFonts w:ascii="Times New Roman" w:hAnsi="Times New Roman"/>
+          <w:i/>
+          <w:color w:val="FF0000"/>
+          <w:sz w:val="24"/>
+        </w:rPr>
+        <w:t>Тропар (г. 4):</w:t>
+      </w:r>
+      <w:r>
+        <w:rPr>
+          <w:rFonts w:ascii="Times New Roman" w:hAnsi="Times New Roman"/>
+          <w:sz w:val="24"/>
+        </w:rPr>
+        <w:t xml:space="preserve"> Від пелен Ти старанно премудрість сестрою собі вчинив, богонатхненний,* побачивши пресвітлу, як діву чисту, яку Ти прийняв і привів,* і нею, наче намистом золотим, свою душу і ум прикрасив;* Ти показав себе, як другий Кирило, блаженний,* розумом і іменем мудрий.</w:t>
+      </w:r>
+      <w:r>
+        <w:rPr>
+          <w:rFonts w:ascii="Times New Roman" w:hAnsi="Times New Roman"/>
+          <w:sz w:val="24"/>
+        </w:rPr>
+      </w:r>
+    </w:p>
+    <w:p>
+      <w:pPr>
+        <w:pStyle w:val="a"/>
+      </w:pPr>
+      <w:r>
+        <w:rPr>
+          <w:rFonts w:ascii="Times New Roman" w:hAnsi="Times New Roman"/>
+          <w:b/>
+          <w:sz w:val="24"/>
+        </w:rPr>
+        <w:t xml:space="preserve">Слава, і нині: </w:t>
+      </w:r>
+      <w:r>
+        <w:rPr>
+          <w:rFonts w:ascii="Times New Roman" w:hAnsi="Times New Roman"/>
+          <w:i/>
+          <w:color w:val="FF0000"/>
+          <w:sz w:val="24"/>
+        </w:rPr>
+        <w:t xml:space="preserve">Богородичний (г. 4): </w:t>
+      </w:r>
+      <w:r>
+        <w:rPr>
+          <w:rFonts w:ascii="Times New Roman" w:hAnsi="Times New Roman"/>
+          <w:sz w:val="24"/>
+        </w:rPr>
+        <w:t xml:space="preserve">Діво пренепорочна, Мати Христа Бога!* Меч прошив твою пресвяту душу,* коли ти бачила добровільно розп'ятого Сина і Бога твого;* не </w:t>
+      </w:r>
+      <w:r>
+        <w:rPr>
+          <w:rFonts w:ascii="Times New Roman" w:hAnsi="Times New Roman"/>
+          <w:sz w:val="24"/>
+        </w:rPr>
+        <w:t>переставай</w:t>
+      </w:r>
+      <w:r>
+        <w:rPr>
+          <w:rFonts w:ascii="Times New Roman" w:hAnsi="Times New Roman"/>
+          <w:sz w:val="24"/>
+        </w:rPr>
+        <w:t>, Благословенна, молити його,* щоб дав нам прощення гріхів.</w:t>
+      </w:r>
+    </w:p>
+    <w:p>
+      <w:pPr>
+        <w:pStyle w:val="a"/>
+      </w:pPr>
     </w:p>
     <w:p>
       <w:pPr>
@@ -6405,21 +6316,17 @@
       </w:pPr>
       <w:r>
         <w:rPr>
-          <w:rFonts w:ascii="Times New Roman" w:cs="Times New Roman" w:eastAsia="Times New Roman" w:hAnsi="Times New Roman"/>
-          <w:i w:val="1"/>
-          <w:color w:val="ff0000"/>
-          <w:sz w:val="24"/>
-          <w:szCs w:val="24"/>
-          <w:rtl w:val="0"/>
-        </w:rPr>
-        <w:t xml:space="preserve">Священик:</w:t>
-      </w:r>
-      <w:r>
-        <w:rPr>
-          <w:rFonts w:ascii="Times New Roman" w:cs="Times New Roman" w:eastAsia="Times New Roman" w:hAnsi="Times New Roman"/>
-          <w:sz w:val="24"/>
-          <w:szCs w:val="24"/>
-          <w:rtl w:val="0"/>
+          <w:rFonts w:ascii="Times New Roman" w:hAnsi="Times New Roman"/>
+          <w:i/>
+          <w:color w:val="FF4400"/>
+          <w:sz w:val="24"/>
+        </w:rPr>
+        <w:t>Священик:</w:t>
+      </w:r>
+      <w:r>
+        <w:rPr>
+          <w:rFonts w:ascii="Times New Roman" w:hAnsi="Times New Roman"/>
+          <w:sz w:val="24"/>
         </w:rPr>
         <w:t xml:space="preserve"> Бо милостивий і чоловіколюбець Бог єси, і тобі славу возсилаємо: Отцю, і Сину, і Святому Духові, нині і повсякчас, і на віки віків.</w:t>
       </w:r>
@@ -6561,14 +6468,41 @@
       </w:pPr>
       <w:r>
         <w:rPr>
-          <w:rFonts w:ascii="Times New Roman" w:cs="Times New Roman" w:eastAsia="Times New Roman" w:hAnsi="Times New Roman"/>
-          <w:i w:val="1"/>
-          <w:color w:val="ff0000"/>
-          <w:sz w:val="24"/>
-          <w:szCs w:val="24"/>
-          <w:rtl w:val="0"/>
-        </w:rPr>
-        <w:t xml:space="preserve">Священик:</w:t>
+          <w:rFonts w:ascii="Times New Roman" w:hAnsi="Times New Roman"/>
+          <w:i/>
+          <w:color w:val="FF4400"/>
+          <w:sz w:val="24"/>
+        </w:rPr>
+        <w:t>Священик:</w:t>
+      </w:r>
+      <w:r>
+        <w:rPr>
+          <w:rFonts w:ascii="Times New Roman" w:hAnsi="Times New Roman"/>
+          <w:sz w:val="24"/>
+        </w:rPr>
+        <w:t xml:space="preserve"> Слава тобі, Христе Боже, надіє наша, слава тобі!</w:t>
+      </w:r>
+    </w:p>
+    <w:p>
+      <w:pPr>
+        <w:spacing w:after="120" w:lineRule="auto"/>
+        <w:jc w:val="both"/>
+        <w:rPr>
+          <w:rFonts w:ascii="Times New Roman" w:cs="Times New Roman" w:eastAsia="Times New Roman" w:hAnsi="Times New Roman"/>
+          <w:sz w:val="24"/>
+          <w:szCs w:val="24"/>
+        </w:rPr>
+      </w:pPr>
+      <w:r>
+        <w:rPr>
+          <w:rFonts w:ascii="Times New Roman" w:cs="Times New Roman" w:eastAsia="Times New Roman" w:hAnsi="Times New Roman"/>
+          <w:i w:val="1"/>
+          <w:color w:val="ff0000"/>
+          <w:sz w:val="24"/>
+          <w:szCs w:val="24"/>
+          <w:rtl w:val="0"/>
+        </w:rPr>
+        <w:t xml:space="preserve">Вірні:</w:t>
       </w:r>
       <w:r>
         <w:rPr>
@@ -6587,47 +6521,6 @@
           <w:szCs w:val="24"/>
           <w:rtl w:val="0"/>
         </w:rPr>
-        <w:t xml:space="preserve">Слава тобі, Христе Боже, надіє наша, слава тобі!</w:t>
-      </w:r>
-    </w:p>
-    <w:p>
-      <w:pPr>
-        <w:spacing w:after="120" w:lineRule="auto"/>
-        <w:jc w:val="both"/>
-        <w:rPr>
-          <w:rFonts w:ascii="Times New Roman" w:cs="Times New Roman" w:eastAsia="Times New Roman" w:hAnsi="Times New Roman"/>
-          <w:sz w:val="24"/>
-          <w:szCs w:val="24"/>
-        </w:rPr>
-      </w:pPr>
-      <w:r>
-        <w:rPr>
-          <w:rFonts w:ascii="Times New Roman" w:cs="Times New Roman" w:eastAsia="Times New Roman" w:hAnsi="Times New Roman"/>
-          <w:i w:val="1"/>
-          <w:color w:val="ff0000"/>
-          <w:sz w:val="24"/>
-          <w:szCs w:val="24"/>
-          <w:rtl w:val="0"/>
-        </w:rPr>
-        <w:t xml:space="preserve">Вірні:</w:t>
-      </w:r>
-      <w:r>
-        <w:rPr>
-          <w:rFonts w:ascii="Times New Roman" w:cs="Times New Roman" w:eastAsia="Times New Roman" w:hAnsi="Times New Roman"/>
-          <w:color w:val="ff0000"/>
-          <w:sz w:val="24"/>
-          <w:szCs w:val="24"/>
-          <w:rtl w:val="0"/>
-        </w:rPr>
-        <w:t xml:space="preserve"> </w:t>
-      </w:r>
-      <w:r>
-        <w:rPr>
-          <w:rFonts w:ascii="Times New Roman" w:cs="Times New Roman" w:eastAsia="Times New Roman" w:hAnsi="Times New Roman"/>
-          <w:sz w:val="24"/>
-          <w:szCs w:val="24"/>
-          <w:rtl w:val="0"/>
-        </w:rPr>
         <w:t xml:space="preserve">Слава Отцю і Сину, і Святому Духові, і нині і повсякчас, і на віки віків. Амінь. Господи, помилуй </w:t>
       </w:r>
       <w:r>
@@ -6662,83 +6555,37 @@
       </w:r>
     </w:p>
     <w:p>
-      <w:pPr>
-        <w:spacing w:after="120" w:lineRule="auto"/>
-        <w:jc w:val="both"/>
-        <w:rPr>
-          <w:rFonts w:ascii="Times New Roman" w:cs="Times New Roman" w:eastAsia="Times New Roman" w:hAnsi="Times New Roman"/>
-          <w:sz w:val="24"/>
-          <w:szCs w:val="24"/>
-        </w:rPr>
-      </w:pPr>
-      <w:r>
-        <w:rPr>
-          <w:rFonts w:ascii="Times New Roman" w:cs="Times New Roman" w:eastAsia="Times New Roman" w:hAnsi="Times New Roman"/>
-          <w:i w:val="1"/>
-          <w:color w:val="ff0000"/>
-          <w:sz w:val="24"/>
-          <w:szCs w:val="24"/>
-          <w:rtl w:val="0"/>
-        </w:rPr>
-        <w:t xml:space="preserve">Священик:</w:t>
-      </w:r>
-      <w:r>
-        <w:rPr>
-          <w:rFonts w:ascii="Times New Roman" w:cs="Times New Roman" w:eastAsia="Times New Roman" w:hAnsi="Times New Roman"/>
-          <w:color w:val="ff0000"/>
-          <w:sz w:val="24"/>
-          <w:szCs w:val="24"/>
-          <w:rtl w:val="0"/>
-        </w:rPr>
-        <w:t xml:space="preserve"> </w:t>
-      </w:r>
-      <w:r>
-        <w:rPr>
-          <w:rFonts w:ascii="Times New Roman" w:cs="Times New Roman" w:eastAsia="Times New Roman" w:hAnsi="Times New Roman"/>
-          <w:sz w:val="24"/>
-          <w:szCs w:val="24"/>
-          <w:rtl w:val="0"/>
-        </w:rPr>
-        <w:t xml:space="preserve">Христос, істинний Бог наш, молитвами пречистої своєї Матері, силою чесного і животворного хреста, святих, славних і всехвальних апостолів, і святого (</w:t>
-      </w:r>
-      <w:r>
-        <w:rPr>
-          <w:rFonts w:ascii="Times New Roman" w:cs="Times New Roman" w:eastAsia="Times New Roman" w:hAnsi="Times New Roman"/>
-          <w:i w:val="1"/>
-          <w:color w:val="ff0000"/>
-          <w:sz w:val="24"/>
-          <w:szCs w:val="24"/>
-          <w:rtl w:val="0"/>
-        </w:rPr>
-        <w:t xml:space="preserve">ім'я, якого є храм</w:t>
-      </w:r>
-      <w:r>
-        <w:rPr>
-          <w:rFonts w:ascii="Times New Roman" w:cs="Times New Roman" w:eastAsia="Times New Roman" w:hAnsi="Times New Roman"/>
-          <w:sz w:val="24"/>
-          <w:szCs w:val="24"/>
-          <w:rtl w:val="0"/>
-        </w:rPr>
-        <w:t xml:space="preserve">), і святого </w:t>
-      </w:r>
-      <w:r>
-        <w:rPr>
-          <w:rFonts w:ascii="Times New Roman" w:cs="Times New Roman" w:eastAsia="Times New Roman" w:hAnsi="Times New Roman"/>
-          <w:i w:val="1"/>
-          <w:sz w:val="24"/>
-          <w:szCs w:val="24"/>
-          <w:rtl w:val="0"/>
-        </w:rPr>
-        <w:t xml:space="preserve">…</w:t>
-      </w:r>
-      <w:r>
-        <w:rPr>
-          <w:rFonts w:ascii="Times New Roman" w:cs="Times New Roman" w:eastAsia="Times New Roman" w:hAnsi="Times New Roman"/>
-          <w:sz w:val="24"/>
-          <w:szCs w:val="24"/>
-          <w:rtl w:val="0"/>
-        </w:rPr>
-        <w:t xml:space="preserve">, і всіх святих, помилує і спасе нас, як благий і чоловіколюбець.</w:t>
+      <w:r>
+        <w:rPr>
+          <w:rFonts w:ascii="Times New Roman" w:hAnsi="Times New Roman"/>
+          <w:i/>
+          <w:color w:val="FF4400"/>
+          <w:sz w:val="24"/>
+        </w:rPr>
+        <w:t>Священик:</w:t>
+      </w:r>
+      <w:r>
+        <w:rPr>
+          <w:rFonts w:ascii="Times New Roman" w:hAnsi="Times New Roman"/>
+          <w:sz w:val="24"/>
+        </w:rPr>
+        <w:t xml:space="preserve"> Христос, істинний Бог наш, молитвами пречистої своєї Матері, силою чесного і животворного Хреста, святих, славних і всехвальних апостолів, святого, </w:t>
+      </w:r>
+      <w:r>
+        <w:rPr>
+          <w:rFonts w:ascii="Times New Roman" w:hAnsi="Times New Roman"/>
+          <w:i/>
+          <w:color w:val="FF4400"/>
+          <w:sz w:val="24"/>
+        </w:rPr>
+        <w:t>якого є храм</w:t>
+      </w:r>
+      <w:r>
+        <w:rPr>
+          <w:rFonts w:ascii="Times New Roman" w:hAnsi="Times New Roman"/>
+          <w:sz w:val="24"/>
+        </w:rPr>
+        <w:t>, преподобного отця нашого Константина, філософа, у монахах Кирила, учителя слов’янського, преподобного отця нашого Авксентія, преподобного Марона, пустинника, чудотворця, і всіх святих, помилує і спасе нас, як благий і чоловіколюбець.</w:t>
       </w:r>
     </w:p>
     <w:p>
@@ -6934,33 +6781,19 @@
       </w:pPr>
       <w:r>
         <w:rPr>
-          <w:rFonts w:ascii="Times New Roman" w:cs="Times New Roman" w:eastAsia="Times New Roman" w:hAnsi="Times New Roman"/>
-          <w:i w:val="1"/>
-          <w:color w:val="ff0000"/>
-          <w:sz w:val="24"/>
-          <w:szCs w:val="24"/>
-          <w:rtl w:val="0"/>
-        </w:rPr>
-        <w:t xml:space="preserve">Священик</w:t>
-      </w:r>
-      <w:r>
-        <w:rPr>
-          <w:rFonts w:ascii="Times New Roman" w:cs="Times New Roman" w:eastAsia="Times New Roman" w:hAnsi="Times New Roman"/>
-          <w:color w:val="ff0000"/>
-          <w:sz w:val="24"/>
-          <w:szCs w:val="24"/>
-          <w:rtl w:val="0"/>
-        </w:rPr>
-        <w:t xml:space="preserve">: </w:t>
-      </w:r>
-      <w:r>
-        <w:rPr>
-          <w:rFonts w:ascii="Times New Roman" w:cs="Times New Roman" w:eastAsia="Times New Roman" w:hAnsi="Times New Roman"/>
-          <w:sz w:val="24"/>
-          <w:szCs w:val="24"/>
-          <w:rtl w:val="0"/>
-        </w:rPr>
-        <w:t xml:space="preserve">Слава святій, одноістотній, животворящій і нероздільній Тройці, завжди, нині і повсякчас, і на віки віків.</w:t>
+          <w:rFonts w:ascii="Times New Roman" w:hAnsi="Times New Roman"/>
+          <w:i/>
+          <w:color w:val="FF4400"/>
+          <w:sz w:val="24"/>
+        </w:rPr>
+        <w:t>Священик:</w:t>
+      </w:r>
+      <w:r>
+        <w:rPr>
+          <w:rFonts w:ascii="Times New Roman" w:hAnsi="Times New Roman"/>
+          <w:sz w:val="24"/>
+        </w:rPr>
+        <w:t xml:space="preserve"> Слава святій, одноістотній, животворящій і нероздільній Тройці, завжди, нині і повсякчас, і на віки віків.</w:t>
       </w:r>
     </w:p>
     <w:p>
@@ -10722,21 +10555,17 @@
       </w:pPr>
       <w:r>
         <w:rPr>
-          <w:rFonts w:ascii="Times New Roman" w:cs="Times New Roman" w:eastAsia="Times New Roman" w:hAnsi="Times New Roman"/>
-          <w:i w:val="1"/>
-          <w:color w:val="ff0000"/>
-          <w:sz w:val="24"/>
-          <w:szCs w:val="24"/>
-          <w:rtl w:val="0"/>
-        </w:rPr>
-        <w:t xml:space="preserve">Священик:</w:t>
-      </w:r>
-      <w:r>
-        <w:rPr>
-          <w:rFonts w:ascii="Times New Roman" w:cs="Times New Roman" w:eastAsia="Times New Roman" w:hAnsi="Times New Roman"/>
-          <w:sz w:val="24"/>
-          <w:szCs w:val="24"/>
-          <w:rtl w:val="0"/>
+          <w:rFonts w:ascii="Times New Roman" w:hAnsi="Times New Roman"/>
+          <w:i/>
+          <w:color w:val="FF4400"/>
+          <w:sz w:val="24"/>
+        </w:rPr>
+        <w:t>Священик:</w:t>
+      </w:r>
+      <w:r>
+        <w:rPr>
+          <w:rFonts w:ascii="Times New Roman" w:hAnsi="Times New Roman"/>
+          <w:sz w:val="24"/>
         </w:rPr>
         <w:t xml:space="preserve"> Бо тобі належить усяка слава, честь і поклоніння, Отцю, і Сину, і Святому Духові, нині і повсякчас, і на віки віків.</w:t>
       </w:r>
@@ -10834,10 +10663,9 @@
           <w:rFonts w:ascii="Times New Roman" w:cs="Times New Roman" w:eastAsia="Times New Roman" w:hAnsi="Times New Roman"/>
           <w:i w:val="1"/>
           <w:color w:val="ff0000"/>
-          <w:highlight w:val="yellow"/>
-          <w:rtl w:val="0"/>
-        </w:rPr>
-        <w:t xml:space="preserve">???</w:t>
+          <w:rtl w:val="0"/>
+        </w:rPr>
+        <w:t>4</w:t>
       </w:r>
       <w:r>
         <w:rPr>
@@ -11098,135 +10926,78 @@
     </w:p>
     <w:p>
       <w:pPr>
-        <w:spacing w:after="120" w:lineRule="auto"/>
-        <w:jc w:val="both"/>
-        <w:rPr>
-          <w:rFonts w:ascii="Times New Roman" w:cs="Times New Roman" w:eastAsia="Times New Roman" w:hAnsi="Times New Roman"/>
-          <w:b w:val="1"/>
-          <w:sz w:val="24"/>
-          <w:szCs w:val="24"/>
-        </w:rPr>
-      </w:pPr>
-      <w:r>
-        <w:rPr>
-          <w:rtl w:val="0"/>
-        </w:rPr>
-      </w:r>
-    </w:p>
-    <w:p>
-      <w:pPr>
-        <w:spacing w:after="120" w:lineRule="auto"/>
-        <w:jc w:val="both"/>
-        <w:rPr>
-          <w:rFonts w:ascii="Times New Roman" w:cs="Times New Roman" w:eastAsia="Times New Roman" w:hAnsi="Times New Roman"/>
-          <w:i w:val="1"/>
-          <w:sz w:val="24"/>
-          <w:szCs w:val="24"/>
-        </w:rPr>
-      </w:pPr>
-      <w:r>
-        <w:rPr>
-          <w:rFonts w:ascii="Times New Roman" w:cs="Times New Roman" w:eastAsia="Times New Roman" w:hAnsi="Times New Roman"/>
-          <w:b w:val="1"/>
-          <w:sz w:val="24"/>
-          <w:szCs w:val="24"/>
-          <w:rtl w:val="0"/>
-        </w:rPr>
-        <w:t xml:space="preserve">Слава: </w:t>
-      </w:r>
-      <w:r>
-        <w:rPr>
-          <w:rtl w:val="0"/>
-        </w:rPr>
-      </w:r>
-    </w:p>
-    <w:p>
-      <w:pPr>
-        <w:spacing w:after="120" w:lineRule="auto"/>
-        <w:jc w:val="both"/>
-        <w:rPr>
-          <w:rFonts w:ascii="Times New Roman" w:cs="Times New Roman" w:eastAsia="Times New Roman" w:hAnsi="Times New Roman"/>
-          <w:sz w:val="24"/>
-          <w:szCs w:val="24"/>
-        </w:rPr>
-      </w:pPr>
-      <w:r>
-        <w:rPr>
-          <w:rFonts w:ascii="Times New Roman" w:cs="Times New Roman" w:eastAsia="Times New Roman" w:hAnsi="Times New Roman"/>
-          <w:b w:val="1"/>
-          <w:sz w:val="24"/>
-          <w:szCs w:val="24"/>
-          <w:rtl w:val="0"/>
-        </w:rPr>
-        <w:t xml:space="preserve">І нині:</w:t>
-      </w:r>
-      <w:r>
-        <w:rPr>
-          <w:rFonts w:ascii="Times New Roman" w:cs="Times New Roman" w:eastAsia="Times New Roman" w:hAnsi="Times New Roman"/>
-          <w:sz w:val="24"/>
-          <w:szCs w:val="24"/>
-          <w:rtl w:val="0"/>
-        </w:rPr>
-        <w:t xml:space="preserve"> </w:t>
-      </w:r>
-    </w:p>
-    <w:p>
-      <w:pPr>
-        <w:spacing w:after="120" w:lineRule="auto"/>
-        <w:jc w:val="both"/>
-        <w:rPr>
-          <w:rFonts w:ascii="Times New Roman" w:cs="Times New Roman" w:eastAsia="Times New Roman" w:hAnsi="Times New Roman"/>
-          <w:sz w:val="24"/>
-          <w:szCs w:val="24"/>
-        </w:rPr>
-      </w:pPr>
-      <w:r>
-        <w:rPr>
-          <w:rtl w:val="0"/>
-        </w:rPr>
-      </w:r>
-    </w:p>
-    <w:p>
-      <w:pPr>
-        <w:spacing w:after="120" w:lineRule="auto"/>
-        <w:jc w:val="both"/>
-        <w:rPr>
-          <w:rFonts w:ascii="Times New Roman" w:cs="Times New Roman" w:eastAsia="Times New Roman" w:hAnsi="Times New Roman"/>
-          <w:i w:val="1"/>
-          <w:color w:val="ff0000"/>
-          <w:sz w:val="24"/>
-          <w:szCs w:val="24"/>
-        </w:rPr>
-      </w:pPr>
-      <w:r>
-        <w:rPr>
-          <w:rFonts w:ascii="Times New Roman" w:cs="Times New Roman" w:eastAsia="Times New Roman" w:hAnsi="Times New Roman"/>
-          <w:i w:val="1"/>
-          <w:color w:val="ff0000"/>
-          <w:sz w:val="24"/>
-          <w:szCs w:val="24"/>
-          <w:rtl w:val="0"/>
-        </w:rPr>
-        <w:t xml:space="preserve">По тропарях читає читець чергову катизму, після якої диякон перед св. дверми виголошує:</w:t>
-      </w:r>
-    </w:p>
-    <w:p>
-      <w:pPr>
-        <w:spacing w:after="120" w:lineRule="auto"/>
-        <w:jc w:val="both"/>
-        <w:rPr>
-          <w:rFonts w:ascii="Times New Roman" w:cs="Times New Roman" w:eastAsia="Times New Roman" w:hAnsi="Times New Roman"/>
-          <w:i w:val="1"/>
-          <w:color w:val="000000"/>
-          <w:sz w:val="24"/>
-          <w:szCs w:val="24"/>
-        </w:rPr>
-      </w:pPr>
-      <w:r>
-        <w:rPr>
-          <w:rtl w:val="0"/>
-        </w:rPr>
-      </w:r>
+        <w:pStyle w:val="Normal"/>
+      </w:pPr>
+      <w:r>
+        <w:rPr>
+          <w:rFonts w:ascii="Times New Roman" w:hAnsi="Times New Roman"/>
+          <w:i/>
+          <w:color w:val="FF0000"/>
+          <w:sz w:val="24"/>
+        </w:rPr>
+        <w:t>Тропар (г. 4):</w:t>
+      </w:r>
+      <w:r>
+        <w:rPr>
+          <w:rFonts w:ascii="Times New Roman" w:hAnsi="Times New Roman"/>
+          <w:sz w:val="24"/>
+        </w:rPr>
+        <w:t xml:space="preserve"> Від пелен Ти старанно премудрість сестрою собі вчинив, богонатхненний,* побачивши пресвітлу, як діву чисту, яку Ти прийняв і привів,* і нею, наче намистом золотим, свою душу і ум прикрасив;* Ти показав себе, як другий Кирило, блаженний,* розумом і іменем мудрий.</w:t>
+      </w:r>
+      <w:r>
+        <w:rPr>
+          <w:rFonts w:ascii="Times New Roman" w:hAnsi="Times New Roman"/>
+          <w:sz w:val="24"/>
+        </w:rPr>
+      </w:r>
+    </w:p>
+    <w:p>
+      <w:pPr>
+        <w:pStyle w:val="a"/>
+      </w:pPr>
+      <w:r>
+        <w:rPr>
+          <w:rFonts w:ascii="Times New Roman" w:hAnsi="Times New Roman"/>
+          <w:b/>
+          <w:sz w:val="24"/>
+        </w:rPr>
+        <w:t xml:space="preserve">Слава, і нині: </w:t>
+      </w:r>
+      <w:r>
+        <w:rPr>
+          <w:rFonts w:ascii="Times New Roman" w:hAnsi="Times New Roman"/>
+          <w:i/>
+          <w:color w:val="FF0000"/>
+          <w:sz w:val="24"/>
+        </w:rPr>
+        <w:t xml:space="preserve">Богородичний (г. 4): </w:t>
+      </w:r>
+      <w:r>
+        <w:rPr>
+          <w:rFonts w:ascii="Times New Roman" w:hAnsi="Times New Roman"/>
+          <w:sz w:val="24"/>
+        </w:rPr>
+        <w:t xml:space="preserve">Тебе величаємо, Богородице, промовляючи:* Ти ота гора, від якої несказанно відколовся камінь* і зруйнував </w:t>
+      </w:r>
+      <w:r>
+        <w:rPr>
+          <w:rFonts w:ascii="Times New Roman" w:hAnsi="Times New Roman"/>
+          <w:sz w:val="24"/>
+        </w:rPr>
+        <w:t>адські</w:t>
+      </w:r>
+      <w:r>
+        <w:rPr>
+          <w:rFonts w:ascii="Times New Roman" w:hAnsi="Times New Roman"/>
+          <w:sz w:val="24"/>
+        </w:rPr>
+        <w:t xml:space="preserve"> брами.</w:t>
+      </w:r>
+    </w:p>
+    <w:p>
+      <w:pPr>
+        <w:pStyle w:val="a"/>
+      </w:pPr>
     </w:p>
     <w:p>
       <w:pPr>
@@ -11490,33 +11261,19 @@
       </w:pPr>
       <w:r>
         <w:rPr>
-          <w:rFonts w:ascii="Times New Roman" w:cs="Times New Roman" w:eastAsia="Times New Roman" w:hAnsi="Times New Roman"/>
-          <w:i w:val="1"/>
-          <w:color w:val="ff0000"/>
-          <w:sz w:val="24"/>
-          <w:szCs w:val="24"/>
-          <w:rtl w:val="0"/>
-        </w:rPr>
-        <w:t xml:space="preserve">Священик: </w:t>
-      </w:r>
-      <w:r>
-        <w:rPr>
-          <w:rFonts w:ascii="Times New Roman" w:cs="Times New Roman" w:eastAsia="Times New Roman" w:hAnsi="Times New Roman"/>
-          <w:color w:val="000000"/>
-          <w:sz w:val="24"/>
-          <w:szCs w:val="24"/>
-          <w:rtl w:val="0"/>
-        </w:rPr>
-        <w:t xml:space="preserve">Бо Твоя влада і Твоє єсть царство і сила, і слава Отця, і Сина, і Святого Духа</w:t>
-      </w:r>
-      <w:r>
-        <w:rPr>
-          <w:rFonts w:ascii="Times New Roman" w:cs="Times New Roman" w:eastAsia="Times New Roman" w:hAnsi="Times New Roman"/>
-          <w:sz w:val="24"/>
-          <w:szCs w:val="24"/>
-          <w:rtl w:val="0"/>
-        </w:rPr>
-        <w:t xml:space="preserve">, нині і повсякчас, і на віки віків.</w:t>
+          <w:rFonts w:ascii="Times New Roman" w:hAnsi="Times New Roman"/>
+          <w:i/>
+          <w:color w:val="FF4400"/>
+          <w:sz w:val="24"/>
+        </w:rPr>
+        <w:t>Священик:</w:t>
+      </w:r>
+      <w:r>
+        <w:rPr>
+          <w:rFonts w:ascii="Times New Roman" w:hAnsi="Times New Roman"/>
+          <w:sz w:val="24"/>
+        </w:rPr>
+        <w:t xml:space="preserve"> Бо Твоя влада і Твоє єсть царство і сила, і слава Отця, і Сина, і Святого Духа, нині і повсякчас, і на віки віків.</w:t>
       </w:r>
     </w:p>
     <w:p>
@@ -11964,33 +11721,19 @@
       </w:pPr>
       <w:r>
         <w:rPr>
-          <w:rFonts w:ascii="Times New Roman" w:cs="Times New Roman" w:eastAsia="Times New Roman" w:hAnsi="Times New Roman"/>
-          <w:i w:val="1"/>
-          <w:color w:val="ff0000"/>
-          <w:sz w:val="24"/>
-          <w:szCs w:val="24"/>
-          <w:rtl w:val="0"/>
-        </w:rPr>
-        <w:t xml:space="preserve">Священик: </w:t>
-      </w:r>
-      <w:r>
-        <w:rPr>
-          <w:rFonts w:ascii="Times New Roman" w:cs="Times New Roman" w:eastAsia="Times New Roman" w:hAnsi="Times New Roman"/>
-          <w:color w:val="000000"/>
-          <w:sz w:val="24"/>
-          <w:szCs w:val="24"/>
-          <w:rtl w:val="0"/>
-        </w:rPr>
-        <w:t xml:space="preserve">Бо Ти благий і Чоловіколюбець Бог єси і Тобі славу возсилаємо Отцю, і Сину, і Святому Духові</w:t>
-      </w:r>
-      <w:r>
-        <w:rPr>
-          <w:rFonts w:ascii="Times New Roman" w:cs="Times New Roman" w:eastAsia="Times New Roman" w:hAnsi="Times New Roman"/>
-          <w:sz w:val="24"/>
-          <w:szCs w:val="24"/>
-          <w:rtl w:val="0"/>
-        </w:rPr>
-        <w:t xml:space="preserve">, нині і повсякчас, і на віки віків.</w:t>
+          <w:rFonts w:ascii="Times New Roman" w:hAnsi="Times New Roman"/>
+          <w:i/>
+          <w:color w:val="FF4400"/>
+          <w:sz w:val="24"/>
+        </w:rPr>
+        <w:t>Священик:</w:t>
+      </w:r>
+      <w:r>
+        <w:rPr>
+          <w:rFonts w:ascii="Times New Roman" w:hAnsi="Times New Roman"/>
+          <w:sz w:val="24"/>
+        </w:rPr>
+        <w:t xml:space="preserve"> Бо Ти благий і Чоловіколюбець Бог єси і Тобі славу возсилаємо Отцю, і Сину, і Святому Духові, нині і повсякчас, і на віки віків.</w:t>
       </w:r>
     </w:p>
     <w:p>
@@ -12964,33 +12707,19 @@
       </w:pPr>
       <w:r>
         <w:rPr>
-          <w:rFonts w:ascii="Times New Roman" w:cs="Times New Roman" w:eastAsia="Times New Roman" w:hAnsi="Times New Roman"/>
-          <w:i w:val="1"/>
-          <w:color w:val="ff0000"/>
-          <w:sz w:val="24"/>
-          <w:szCs w:val="24"/>
-          <w:rtl w:val="0"/>
-        </w:rPr>
-        <w:t xml:space="preserve">Священик: </w:t>
-      </w:r>
-      <w:r>
-        <w:rPr>
-          <w:rFonts w:ascii="Times New Roman" w:cs="Times New Roman" w:eastAsia="Times New Roman" w:hAnsi="Times New Roman"/>
-          <w:color w:val="000000"/>
-          <w:sz w:val="24"/>
-          <w:szCs w:val="24"/>
-          <w:rtl w:val="0"/>
-        </w:rPr>
-        <w:t xml:space="preserve">Бо Ти Бог наш і Тобі славу возсилаємо: Отцю, і Сину, і Святому Духові</w:t>
-      </w:r>
-      <w:r>
-        <w:rPr>
-          <w:rFonts w:ascii="Times New Roman" w:cs="Times New Roman" w:eastAsia="Times New Roman" w:hAnsi="Times New Roman"/>
-          <w:sz w:val="24"/>
-          <w:szCs w:val="24"/>
-          <w:rtl w:val="0"/>
-        </w:rPr>
-        <w:t xml:space="preserve">, нині і повсякчас, і на віки віків.</w:t>
+          <w:rFonts w:ascii="Times New Roman" w:hAnsi="Times New Roman"/>
+          <w:i/>
+          <w:color w:val="FF4400"/>
+          <w:sz w:val="24"/>
+        </w:rPr>
+        <w:t>Священик:</w:t>
+      </w:r>
+      <w:r>
+        <w:rPr>
+          <w:rFonts w:ascii="Times New Roman" w:hAnsi="Times New Roman"/>
+          <w:sz w:val="24"/>
+        </w:rPr>
+        <w:t xml:space="preserve"> Бо Ти Бог наш і Тобі славу возсилаємо: Отцю, і Сину, і Святому Духові, нині і повсякчас, і на віки віків.</w:t>
       </w:r>
     </w:p>
     <w:p>
@@ -13347,33 +13076,19 @@
       </w:pPr>
       <w:r>
         <w:rPr>
-          <w:rFonts w:ascii="Times New Roman" w:cs="Times New Roman" w:eastAsia="Times New Roman" w:hAnsi="Times New Roman"/>
-          <w:i w:val="1"/>
-          <w:color w:val="ff0000"/>
-          <w:sz w:val="24"/>
-          <w:szCs w:val="24"/>
-          <w:rtl w:val="0"/>
-        </w:rPr>
-        <w:t xml:space="preserve">Священик: </w:t>
-      </w:r>
-      <w:r>
-        <w:rPr>
-          <w:rFonts w:ascii="Times New Roman" w:cs="Times New Roman" w:eastAsia="Times New Roman" w:hAnsi="Times New Roman"/>
-          <w:color w:val="000000"/>
-          <w:sz w:val="24"/>
-          <w:szCs w:val="24"/>
-          <w:rtl w:val="0"/>
-        </w:rPr>
-        <w:t xml:space="preserve">Бо Ти цар миру і Спас душ наших і Тобі славу возсилаємо: Отцю, і Сину, і Святому Духові</w:t>
-      </w:r>
-      <w:r>
-        <w:rPr>
-          <w:rFonts w:ascii="Times New Roman" w:cs="Times New Roman" w:eastAsia="Times New Roman" w:hAnsi="Times New Roman"/>
-          <w:sz w:val="24"/>
-          <w:szCs w:val="24"/>
-          <w:rtl w:val="0"/>
-        </w:rPr>
-        <w:t xml:space="preserve">, нині і повсякчас, і на віки віків.</w:t>
+          <w:rFonts w:ascii="Times New Roman" w:hAnsi="Times New Roman"/>
+          <w:i/>
+          <w:color w:val="FF4400"/>
+          <w:sz w:val="24"/>
+        </w:rPr>
+        <w:t>Священик:</w:t>
+      </w:r>
+      <w:r>
+        <w:rPr>
+          <w:rFonts w:ascii="Times New Roman" w:hAnsi="Times New Roman"/>
+          <w:sz w:val="24"/>
+        </w:rPr>
+        <w:t xml:space="preserve"> Бо Ти цар миру і Спас душ наших і Тобі славу возсилаємо: Отцю, і Сину, і Святому Духові, нині і повсякчас, і на віки віків.</w:t>
       </w:r>
     </w:p>
     <w:p>
@@ -14276,33 +13991,19 @@
       </w:pPr>
       <w:r>
         <w:rPr>
-          <w:rFonts w:ascii="Times New Roman" w:cs="Times New Roman" w:eastAsia="Times New Roman" w:hAnsi="Times New Roman"/>
-          <w:i w:val="1"/>
-          <w:color w:val="ff0000"/>
-          <w:sz w:val="24"/>
-          <w:szCs w:val="24"/>
-          <w:rtl w:val="0"/>
-        </w:rPr>
-        <w:t xml:space="preserve">Священик: </w:t>
-      </w:r>
-      <w:r>
-        <w:rPr>
-          <w:rFonts w:ascii="Times New Roman" w:cs="Times New Roman" w:eastAsia="Times New Roman" w:hAnsi="Times New Roman"/>
-          <w:color w:val="000000"/>
-          <w:sz w:val="24"/>
-          <w:szCs w:val="24"/>
-          <w:rtl w:val="0"/>
-        </w:rPr>
-        <w:t xml:space="preserve">Бо Тебе хвалять усі сили небесні і Тобі славу возсилаємо: Отцю, і Сину, і Святому Духові</w:t>
-      </w:r>
-      <w:r>
-        <w:rPr>
-          <w:rFonts w:ascii="Times New Roman" w:cs="Times New Roman" w:eastAsia="Times New Roman" w:hAnsi="Times New Roman"/>
-          <w:sz w:val="24"/>
-          <w:szCs w:val="24"/>
-          <w:rtl w:val="0"/>
-        </w:rPr>
-        <w:t xml:space="preserve">, нині і повсякчас, і на віки віків.</w:t>
+          <w:rFonts w:ascii="Times New Roman" w:hAnsi="Times New Roman"/>
+          <w:i/>
+          <w:color w:val="FF4400"/>
+          <w:sz w:val="24"/>
+        </w:rPr>
+        <w:t>Священик:</w:t>
+      </w:r>
+      <w:r>
+        <w:rPr>
+          <w:rFonts w:ascii="Times New Roman" w:hAnsi="Times New Roman"/>
+          <w:sz w:val="24"/>
+        </w:rPr>
+        <w:t xml:space="preserve"> Бо Тебе хвалять усі сили небесні і Тобі славу возсилаємо: Отцю, і Сину, і Святому Духові, нині і повсякчас, і на віки віків.</w:t>
       </w:r>
     </w:p>
     <w:p>
@@ -15216,21 +14917,17 @@
       </w:pPr>
       <w:r>
         <w:rPr>
-          <w:rFonts w:ascii="Times New Roman" w:cs="Times New Roman" w:eastAsia="Times New Roman" w:hAnsi="Times New Roman"/>
-          <w:i w:val="1"/>
-          <w:color w:val="ff0000"/>
-          <w:sz w:val="24"/>
-          <w:szCs w:val="24"/>
-          <w:rtl w:val="0"/>
-        </w:rPr>
-        <w:t xml:space="preserve">Священик:</w:t>
-      </w:r>
-      <w:r>
-        <w:rPr>
-          <w:rFonts w:ascii="Times New Roman" w:cs="Times New Roman" w:eastAsia="Times New Roman" w:hAnsi="Times New Roman"/>
-          <w:sz w:val="24"/>
-          <w:szCs w:val="24"/>
-          <w:rtl w:val="0"/>
+          <w:rFonts w:ascii="Times New Roman" w:hAnsi="Times New Roman"/>
+          <w:i/>
+          <w:color w:val="FF4400"/>
+          <w:sz w:val="24"/>
+        </w:rPr>
+        <w:t>Священик:</w:t>
+      </w:r>
+      <w:r>
+        <w:rPr>
+          <w:rFonts w:ascii="Times New Roman" w:hAnsi="Times New Roman"/>
+          <w:sz w:val="24"/>
         </w:rPr>
         <w:t xml:space="preserve"> Слава тобі, що Світло нам показав!</w:t>
       </w:r>
@@ -16347,14 +16044,41 @@
       </w:pPr>
       <w:r>
         <w:rPr>
-          <w:rFonts w:ascii="Times New Roman" w:cs="Times New Roman" w:eastAsia="Times New Roman" w:hAnsi="Times New Roman"/>
-          <w:i w:val="1"/>
-          <w:color w:val="ff0000"/>
-          <w:sz w:val="24"/>
-          <w:szCs w:val="24"/>
-          <w:rtl w:val="0"/>
-        </w:rPr>
-        <w:t xml:space="preserve">Священик:</w:t>
+          <w:rFonts w:ascii="Times New Roman" w:hAnsi="Times New Roman"/>
+          <w:i/>
+          <w:color w:val="FF4400"/>
+          <w:sz w:val="24"/>
+        </w:rPr>
+        <w:t>Священик:</w:t>
+      </w:r>
+      <w:r>
+        <w:rPr>
+          <w:rFonts w:ascii="Times New Roman" w:hAnsi="Times New Roman"/>
+          <w:sz w:val="24"/>
+        </w:rPr>
+        <w:t xml:space="preserve"> Бо ти Бог милости, ласк і чоловіколюбности, і тобі славу віддаємо: Отцю, і Сину, і Святому Духові, нині і повсякчас, і на віки віків.</w:t>
+      </w:r>
+    </w:p>
+    <w:p>
+      <w:pPr>
+        <w:spacing w:after="120" w:lineRule="auto"/>
+        <w:jc w:val="both"/>
+        <w:rPr>
+          <w:rFonts w:ascii="Times New Roman" w:cs="Times New Roman" w:eastAsia="Times New Roman" w:hAnsi="Times New Roman"/>
+          <w:sz w:val="24"/>
+          <w:szCs w:val="24"/>
+        </w:rPr>
+      </w:pPr>
+      <w:r>
+        <w:rPr>
+          <w:rFonts w:ascii="Times New Roman" w:cs="Times New Roman" w:eastAsia="Times New Roman" w:hAnsi="Times New Roman"/>
+          <w:i w:val="1"/>
+          <w:color w:val="ff0000"/>
+          <w:sz w:val="24"/>
+          <w:szCs w:val="24"/>
+          <w:rtl w:val="0"/>
+        </w:rPr>
+        <w:t xml:space="preserve">Вірні:</w:t>
       </w:r>
       <w:r>
         <w:rPr>
@@ -16373,47 +16097,6 @@
           <w:szCs w:val="24"/>
           <w:rtl w:val="0"/>
         </w:rPr>
-        <w:t xml:space="preserve">Бо ти Бог милости, ласк і чоловіколюбности, і тобі славу віддаємо: Отцю, і Сину, і Святому Духові, нині і повсякчас, і на віки віків.</w:t>
-      </w:r>
-    </w:p>
-    <w:p>
-      <w:pPr>
-        <w:spacing w:after="120" w:lineRule="auto"/>
-        <w:jc w:val="both"/>
-        <w:rPr>
-          <w:rFonts w:ascii="Times New Roman" w:cs="Times New Roman" w:eastAsia="Times New Roman" w:hAnsi="Times New Roman"/>
-          <w:sz w:val="24"/>
-          <w:szCs w:val="24"/>
-        </w:rPr>
-      </w:pPr>
-      <w:r>
-        <w:rPr>
-          <w:rFonts w:ascii="Times New Roman" w:cs="Times New Roman" w:eastAsia="Times New Roman" w:hAnsi="Times New Roman"/>
-          <w:i w:val="1"/>
-          <w:color w:val="ff0000"/>
-          <w:sz w:val="24"/>
-          <w:szCs w:val="24"/>
-          <w:rtl w:val="0"/>
-        </w:rPr>
-        <w:t xml:space="preserve">Вірні:</w:t>
-      </w:r>
-      <w:r>
-        <w:rPr>
-          <w:rFonts w:ascii="Times New Roman" w:cs="Times New Roman" w:eastAsia="Times New Roman" w:hAnsi="Times New Roman"/>
-          <w:color w:val="ff0000"/>
-          <w:sz w:val="24"/>
-          <w:szCs w:val="24"/>
-          <w:rtl w:val="0"/>
-        </w:rPr>
-        <w:t xml:space="preserve"> </w:t>
-      </w:r>
-      <w:r>
-        <w:rPr>
-          <w:rFonts w:ascii="Times New Roman" w:cs="Times New Roman" w:eastAsia="Times New Roman" w:hAnsi="Times New Roman"/>
-          <w:sz w:val="24"/>
-          <w:szCs w:val="24"/>
-          <w:rtl w:val="0"/>
-        </w:rPr>
         <w:t xml:space="preserve">Амінь.</w:t>
       </w:r>
     </w:p>
@@ -16429,21 +16112,17 @@
       </w:pPr>
       <w:r>
         <w:rPr>
-          <w:rFonts w:ascii="Times New Roman" w:cs="Times New Roman" w:eastAsia="Times New Roman" w:hAnsi="Times New Roman"/>
-          <w:i w:val="1"/>
-          <w:color w:val="ff0000"/>
-          <w:sz w:val="24"/>
-          <w:szCs w:val="24"/>
-          <w:rtl w:val="0"/>
-        </w:rPr>
-        <w:t xml:space="preserve">Священик:</w:t>
-      </w:r>
-      <w:r>
-        <w:rPr>
-          <w:rFonts w:ascii="Times New Roman" w:cs="Times New Roman" w:eastAsia="Times New Roman" w:hAnsi="Times New Roman"/>
-          <w:sz w:val="24"/>
-          <w:szCs w:val="24"/>
-          <w:rtl w:val="0"/>
+          <w:rFonts w:ascii="Times New Roman" w:hAnsi="Times New Roman"/>
+          <w:i/>
+          <w:color w:val="FF4400"/>
+          <w:sz w:val="24"/>
+        </w:rPr>
+        <w:t>Священик:</w:t>
+      </w:r>
+      <w:r>
+        <w:rPr>
+          <w:rFonts w:ascii="Times New Roman" w:hAnsi="Times New Roman"/>
+          <w:sz w:val="24"/>
         </w:rPr>
         <w:t xml:space="preserve"> Мир всім.</w:t>
       </w:r>
@@ -17172,21 +16851,17 @@
       </w:pPr>
       <w:r>
         <w:rPr>
-          <w:rFonts w:ascii="Times New Roman" w:cs="Times New Roman" w:eastAsia="Times New Roman" w:hAnsi="Times New Roman"/>
-          <w:i w:val="1"/>
-          <w:color w:val="ff0000"/>
-          <w:sz w:val="24"/>
-          <w:szCs w:val="24"/>
-          <w:rtl w:val="0"/>
-        </w:rPr>
-        <w:t xml:space="preserve">Священик:</w:t>
-      </w:r>
-      <w:r>
-        <w:rPr>
-          <w:rFonts w:ascii="Times New Roman" w:cs="Times New Roman" w:eastAsia="Times New Roman" w:hAnsi="Times New Roman"/>
-          <w:sz w:val="24"/>
-          <w:szCs w:val="24"/>
-          <w:rtl w:val="0"/>
+          <w:rFonts w:ascii="Times New Roman" w:hAnsi="Times New Roman"/>
+          <w:i/>
+          <w:color w:val="FF4400"/>
+          <w:sz w:val="24"/>
+        </w:rPr>
+        <w:t>Священик:</w:t>
+      </w:r>
+      <w:r>
+        <w:rPr>
+          <w:rFonts w:ascii="Times New Roman" w:hAnsi="Times New Roman"/>
+          <w:sz w:val="24"/>
         </w:rPr>
         <w:t xml:space="preserve"> Бо твоє є царство, і сила, і слава, Отця, і Сина, і Святого Духа, нині і повсякчас, і на віки віків.</w:t>
       </w:r>
@@ -17285,35 +16960,78 @@
     </w:p>
     <w:p>
       <w:pPr>
-        <w:spacing w:after="120" w:lineRule="auto"/>
-        <w:jc w:val="both"/>
-        <w:rPr>
-          <w:rFonts w:ascii="Times New Roman" w:cs="Times New Roman" w:eastAsia="Times New Roman" w:hAnsi="Times New Roman"/>
-          <w:sz w:val="24"/>
-          <w:szCs w:val="24"/>
-        </w:rPr>
-      </w:pPr>
-      <w:r>
-        <w:rPr>
-          <w:rtl w:val="0"/>
-        </w:rPr>
-      </w:r>
-    </w:p>
-    <w:p>
-      <w:pPr>
-        <w:spacing w:after="120" w:lineRule="auto"/>
-        <w:jc w:val="both"/>
-        <w:rPr>
-          <w:rFonts w:ascii="Times New Roman" w:cs="Times New Roman" w:eastAsia="Times New Roman" w:hAnsi="Times New Roman"/>
-          <w:sz w:val="24"/>
-          <w:szCs w:val="24"/>
-        </w:rPr>
-      </w:pPr>
-      <w:r>
-        <w:rPr>
-          <w:rtl w:val="0"/>
-        </w:rPr>
-      </w:r>
+        <w:pStyle w:val="Normal"/>
+      </w:pPr>
+      <w:r>
+        <w:rPr>
+          <w:rFonts w:ascii="Times New Roman" w:hAnsi="Times New Roman"/>
+          <w:i/>
+          <w:color w:val="FF0000"/>
+          <w:sz w:val="24"/>
+        </w:rPr>
+        <w:t>Тропар (г. 4):</w:t>
+      </w:r>
+      <w:r>
+        <w:rPr>
+          <w:rFonts w:ascii="Times New Roman" w:hAnsi="Times New Roman"/>
+          <w:sz w:val="24"/>
+        </w:rPr>
+        <w:t xml:space="preserve"> Від пелен Ти старанно премудрість сестрою собі вчинив, богонатхненний,* побачивши пресвітлу, як діву чисту, яку Ти прийняв і привів,* і нею, наче намистом золотим, свою душу і ум прикрасив;* Ти показав себе, як другий Кирило, блаженний,* розумом і іменем мудрий.</w:t>
+      </w:r>
+      <w:r>
+        <w:rPr>
+          <w:rFonts w:ascii="Times New Roman" w:hAnsi="Times New Roman"/>
+          <w:sz w:val="24"/>
+        </w:rPr>
+      </w:r>
+    </w:p>
+    <w:p>
+      <w:pPr>
+        <w:pStyle w:val="a"/>
+      </w:pPr>
+      <w:r>
+        <w:rPr>
+          <w:rFonts w:ascii="Times New Roman" w:hAnsi="Times New Roman"/>
+          <w:b/>
+          <w:sz w:val="24"/>
+        </w:rPr>
+        <w:t xml:space="preserve">Слава, і нині: </w:t>
+      </w:r>
+      <w:r>
+        <w:rPr>
+          <w:rFonts w:ascii="Times New Roman" w:hAnsi="Times New Roman"/>
+          <w:i/>
+          <w:color w:val="FF0000"/>
+          <w:sz w:val="24"/>
+        </w:rPr>
+        <w:t xml:space="preserve">Богородичний (г. 4): </w:t>
+      </w:r>
+      <w:r>
+        <w:rPr>
+          <w:rFonts w:ascii="Times New Roman" w:hAnsi="Times New Roman"/>
+          <w:sz w:val="24"/>
+        </w:rPr>
+        <w:t xml:space="preserve">Тебе величаємо, Богородице, промовляючи:* Ти ота гора, від якої несказанно відколовся камінь* і зруйнував </w:t>
+      </w:r>
+      <w:r>
+        <w:rPr>
+          <w:rFonts w:ascii="Times New Roman" w:hAnsi="Times New Roman"/>
+          <w:sz w:val="24"/>
+        </w:rPr>
+        <w:t>адські</w:t>
+      </w:r>
+      <w:r>
+        <w:rPr>
+          <w:rFonts w:ascii="Times New Roman" w:hAnsi="Times New Roman"/>
+          <w:sz w:val="24"/>
+        </w:rPr>
+        <w:t xml:space="preserve"> брами.</w:t>
+      </w:r>
+    </w:p>
+    <w:p>
+      <w:pPr>
+        <w:pStyle w:val="a"/>
+      </w:pPr>
     </w:p>
     <w:p>
       <w:pPr>
@@ -17749,21 +17467,17 @@
       </w:pPr>
       <w:r>
         <w:rPr>
-          <w:rFonts w:ascii="Times New Roman" w:cs="Times New Roman" w:eastAsia="Times New Roman" w:hAnsi="Times New Roman"/>
-          <w:i w:val="1"/>
-          <w:color w:val="ff0000"/>
-          <w:sz w:val="24"/>
-          <w:szCs w:val="24"/>
-          <w:rtl w:val="0"/>
-        </w:rPr>
-        <w:t xml:space="preserve">Священик:</w:t>
-      </w:r>
-      <w:r>
-        <w:rPr>
-          <w:rFonts w:ascii="Times New Roman" w:cs="Times New Roman" w:eastAsia="Times New Roman" w:hAnsi="Times New Roman"/>
-          <w:sz w:val="24"/>
-          <w:szCs w:val="24"/>
-          <w:rtl w:val="0"/>
+          <w:rFonts w:ascii="Times New Roman" w:hAnsi="Times New Roman"/>
+          <w:i/>
+          <w:color w:val="FF4400"/>
+          <w:sz w:val="24"/>
+        </w:rPr>
+        <w:t>Священик:</w:t>
+      </w:r>
+      <w:r>
+        <w:rPr>
+          <w:rFonts w:ascii="Times New Roman" w:hAnsi="Times New Roman"/>
+          <w:sz w:val="24"/>
         </w:rPr>
         <w:t xml:space="preserve"> Бо милостивий і чоловіколюбець Бог єси, і тобі славу возсилаємо, Отцю, і Сину, і Святому Духові, нині і повсякчас, і на віки віків.</w:t>
       </w:r>
@@ -17915,14 +17629,41 @@
       </w:pPr>
       <w:r>
         <w:rPr>
-          <w:rFonts w:ascii="Times New Roman" w:cs="Times New Roman" w:eastAsia="Times New Roman" w:hAnsi="Times New Roman"/>
-          <w:i w:val="1"/>
-          <w:color w:val="ff0000"/>
-          <w:sz w:val="24"/>
-          <w:szCs w:val="24"/>
-          <w:rtl w:val="0"/>
-        </w:rPr>
-        <w:t xml:space="preserve">Священик:</w:t>
+          <w:rFonts w:ascii="Times New Roman" w:hAnsi="Times New Roman"/>
+          <w:i/>
+          <w:color w:val="FF4400"/>
+          <w:sz w:val="24"/>
+        </w:rPr>
+        <w:t>Священик:</w:t>
+      </w:r>
+      <w:r>
+        <w:rPr>
+          <w:rFonts w:ascii="Times New Roman" w:hAnsi="Times New Roman"/>
+          <w:sz w:val="24"/>
+        </w:rPr>
+        <w:t xml:space="preserve"> Слава тобі, Христе Боже, надіє наша, слава тобі!</w:t>
+      </w:r>
+    </w:p>
+    <w:p>
+      <w:pPr>
+        <w:spacing w:after="120" w:lineRule="auto"/>
+        <w:jc w:val="both"/>
+        <w:rPr>
+          <w:rFonts w:ascii="Times New Roman" w:cs="Times New Roman" w:eastAsia="Times New Roman" w:hAnsi="Times New Roman"/>
+          <w:sz w:val="24"/>
+          <w:szCs w:val="24"/>
+        </w:rPr>
+      </w:pPr>
+      <w:r>
+        <w:rPr>
+          <w:rFonts w:ascii="Times New Roman" w:cs="Times New Roman" w:eastAsia="Times New Roman" w:hAnsi="Times New Roman"/>
+          <w:i w:val="1"/>
+          <w:color w:val="ff0000"/>
+          <w:sz w:val="24"/>
+          <w:szCs w:val="24"/>
+          <w:rtl w:val="0"/>
+        </w:rPr>
+        <w:t xml:space="preserve">Вірні:</w:t>
       </w:r>
       <w:r>
         <w:rPr>
@@ -17941,47 +17682,6 @@
           <w:szCs w:val="24"/>
           <w:rtl w:val="0"/>
         </w:rPr>
-        <w:t xml:space="preserve">Слава тобі, Христе Боже, надіє наша, слава тобі!</w:t>
-      </w:r>
-    </w:p>
-    <w:p>
-      <w:pPr>
-        <w:spacing w:after="120" w:lineRule="auto"/>
-        <w:jc w:val="both"/>
-        <w:rPr>
-          <w:rFonts w:ascii="Times New Roman" w:cs="Times New Roman" w:eastAsia="Times New Roman" w:hAnsi="Times New Roman"/>
-          <w:sz w:val="24"/>
-          <w:szCs w:val="24"/>
-        </w:rPr>
-      </w:pPr>
-      <w:r>
-        <w:rPr>
-          <w:rFonts w:ascii="Times New Roman" w:cs="Times New Roman" w:eastAsia="Times New Roman" w:hAnsi="Times New Roman"/>
-          <w:i w:val="1"/>
-          <w:color w:val="ff0000"/>
-          <w:sz w:val="24"/>
-          <w:szCs w:val="24"/>
-          <w:rtl w:val="0"/>
-        </w:rPr>
-        <w:t xml:space="preserve">Вірні:</w:t>
-      </w:r>
-      <w:r>
-        <w:rPr>
-          <w:rFonts w:ascii="Times New Roman" w:cs="Times New Roman" w:eastAsia="Times New Roman" w:hAnsi="Times New Roman"/>
-          <w:color w:val="ff0000"/>
-          <w:sz w:val="24"/>
-          <w:szCs w:val="24"/>
-          <w:rtl w:val="0"/>
-        </w:rPr>
-        <w:t xml:space="preserve"> </w:t>
-      </w:r>
-      <w:r>
-        <w:rPr>
-          <w:rFonts w:ascii="Times New Roman" w:cs="Times New Roman" w:eastAsia="Times New Roman" w:hAnsi="Times New Roman"/>
-          <w:sz w:val="24"/>
-          <w:szCs w:val="24"/>
-          <w:rtl w:val="0"/>
-        </w:rPr>
         <w:t xml:space="preserve">Слава Отцю і Сину, і Святому Духові, і нині і повсякчас, і на віки віків. Амінь. Господи, помилуй </w:t>
       </w:r>
       <w:r>
@@ -18016,83 +17716,37 @@
       </w:r>
     </w:p>
     <w:p>
-      <w:pPr>
-        <w:spacing w:after="120" w:lineRule="auto"/>
-        <w:jc w:val="both"/>
-        <w:rPr>
-          <w:rFonts w:ascii="Times New Roman" w:cs="Times New Roman" w:eastAsia="Times New Roman" w:hAnsi="Times New Roman"/>
-          <w:sz w:val="24"/>
-          <w:szCs w:val="24"/>
-        </w:rPr>
-      </w:pPr>
-      <w:r>
-        <w:rPr>
-          <w:rFonts w:ascii="Times New Roman" w:cs="Times New Roman" w:eastAsia="Times New Roman" w:hAnsi="Times New Roman"/>
-          <w:i w:val="1"/>
-          <w:color w:val="ff0000"/>
-          <w:sz w:val="24"/>
-          <w:szCs w:val="24"/>
-          <w:rtl w:val="0"/>
-        </w:rPr>
-        <w:t xml:space="preserve">Священик:</w:t>
-      </w:r>
-      <w:r>
-        <w:rPr>
-          <w:rFonts w:ascii="Times New Roman" w:cs="Times New Roman" w:eastAsia="Times New Roman" w:hAnsi="Times New Roman"/>
-          <w:color w:val="ff0000"/>
-          <w:sz w:val="24"/>
-          <w:szCs w:val="24"/>
-          <w:rtl w:val="0"/>
-        </w:rPr>
-        <w:t xml:space="preserve"> </w:t>
-      </w:r>
-      <w:r>
-        <w:rPr>
-          <w:rFonts w:ascii="Times New Roman" w:cs="Times New Roman" w:eastAsia="Times New Roman" w:hAnsi="Times New Roman"/>
-          <w:sz w:val="24"/>
-          <w:szCs w:val="24"/>
-          <w:rtl w:val="0"/>
-        </w:rPr>
-        <w:t xml:space="preserve">Христос, істинний Бог наш, молитвами пречистої своєї Матері, силою чесного і животворного хреста, святих, славних і всехвальних апостолів, і святого (</w:t>
-      </w:r>
-      <w:r>
-        <w:rPr>
-          <w:rFonts w:ascii="Times New Roman" w:cs="Times New Roman" w:eastAsia="Times New Roman" w:hAnsi="Times New Roman"/>
-          <w:i w:val="1"/>
-          <w:color w:val="ff0000"/>
-          <w:sz w:val="24"/>
-          <w:szCs w:val="24"/>
-          <w:rtl w:val="0"/>
-        </w:rPr>
-        <w:t xml:space="preserve">ім'я, якого є храм</w:t>
-      </w:r>
-      <w:r>
-        <w:rPr>
-          <w:rFonts w:ascii="Times New Roman" w:cs="Times New Roman" w:eastAsia="Times New Roman" w:hAnsi="Times New Roman"/>
-          <w:sz w:val="24"/>
-          <w:szCs w:val="24"/>
-          <w:rtl w:val="0"/>
-        </w:rPr>
-        <w:t xml:space="preserve">), і святого </w:t>
-      </w:r>
-      <w:r>
-        <w:rPr>
-          <w:rFonts w:ascii="Times New Roman" w:cs="Times New Roman" w:eastAsia="Times New Roman" w:hAnsi="Times New Roman"/>
-          <w:i w:val="1"/>
-          <w:sz w:val="24"/>
-          <w:szCs w:val="24"/>
-          <w:rtl w:val="0"/>
-        </w:rPr>
-        <w:t xml:space="preserve">…</w:t>
-      </w:r>
-      <w:r>
-        <w:rPr>
-          <w:rFonts w:ascii="Times New Roman" w:cs="Times New Roman" w:eastAsia="Times New Roman" w:hAnsi="Times New Roman"/>
-          <w:sz w:val="24"/>
-          <w:szCs w:val="24"/>
-          <w:rtl w:val="0"/>
-        </w:rPr>
-        <w:t xml:space="preserve">, і всіх святих, помилує і спасе нас, як благий і чоловіколюбець.</w:t>
+      <w:r>
+        <w:rPr>
+          <w:rFonts w:ascii="Times New Roman" w:hAnsi="Times New Roman"/>
+          <w:i/>
+          <w:color w:val="FF4400"/>
+          <w:sz w:val="24"/>
+        </w:rPr>
+        <w:t>Священик:</w:t>
+      </w:r>
+      <w:r>
+        <w:rPr>
+          <w:rFonts w:ascii="Times New Roman" w:hAnsi="Times New Roman"/>
+          <w:sz w:val="24"/>
+        </w:rPr>
+        <w:t xml:space="preserve"> Христос, істинний Бог наш, молитвами пречистої своєї Матері, силою чесного і животворного Хреста, святих, славних і всехвальних апостолів, святого, </w:t>
+      </w:r>
+      <w:r>
+        <w:rPr>
+          <w:rFonts w:ascii="Times New Roman" w:hAnsi="Times New Roman"/>
+          <w:i/>
+          <w:color w:val="FF4400"/>
+          <w:sz w:val="24"/>
+        </w:rPr>
+        <w:t>якого є храм</w:t>
+      </w:r>
+      <w:r>
+        <w:rPr>
+          <w:rFonts w:ascii="Times New Roman" w:hAnsi="Times New Roman"/>
+          <w:sz w:val="24"/>
+        </w:rPr>
+        <w:t>, преподобного отця нашого Константина, філософа, у монахах Кирила, учителя слов’янського, преподобного отця нашого Авксентія, преподобного Марона, пустинника, чудотворця, і всіх святих, помилує і спасе нас, як благий і чоловіколюбець.</w:t>
       </w:r>
     </w:p>
     <w:p>
